--- a/Templates/ФНС/2-я и 3-я очередь/_реструк_2- я и 3-я очередь_маркерованный.docx
+++ b/Templates/ФНС/2-я и 3-я очередь/_реструк_2- я и 3-я очередь_маркерованный.docx
@@ -1,6 +1,6 @@
 
 <file path=word/document.xml><?xml version="1.0" encoding="utf-8"?>
-<w:document xmlns:wpc="http://schemas.microsoft.com/office/word/2010/wordprocessingCanvas" xmlns:mc="http://schemas.openxmlformats.org/markup-compatibility/2006" xmlns:o="urn:schemas-microsoft-com:office:office" xmlns:r="http://schemas.openxmlformats.org/officeDocument/2006/relationships" xmlns:m="http://schemas.openxmlformats.org/officeDocument/2006/math" xmlns:v="urn:schemas-microsoft-com:vml" xmlns:wp14="http://schemas.microsoft.com/office/word/2010/wordprocessingDrawing" xmlns:wp="http://schemas.openxmlformats.org/drawingml/2006/wordprocessingDrawing" xmlns:w10="urn:schemas-microsoft-com:office:word" xmlns:w="http://schemas.openxmlformats.org/wordprocessingml/2006/main" xmlns:w14="http://schemas.microsoft.com/office/word/2010/wordml" xmlns:wpg="http://schemas.microsoft.com/office/word/2010/wordprocessingGroup" xmlns:wpi="http://schemas.microsoft.com/office/word/2010/wordprocessingInk" xmlns:wne="http://schemas.microsoft.com/office/word/2006/wordml" xmlns:wps="http://schemas.microsoft.com/office/word/2010/wordprocessingShape" mc:Ignorable="w14 wp14">
+<w:document xmlns:wpc="http://schemas.microsoft.com/office/word/2010/wordprocessingCanvas" xmlns:cx="http://schemas.microsoft.com/office/drawing/2014/chartex" xmlns:cx1="http://schemas.microsoft.com/office/drawing/2015/9/8/chartex" xmlns:cx2="http://schemas.microsoft.com/office/drawing/2015/10/21/chartex" xmlns:cx3="http://schemas.microsoft.com/office/drawing/2016/5/9/chartex" xmlns:cx4="http://schemas.microsoft.com/office/drawing/2016/5/10/chartex" xmlns:cx5="http://schemas.microsoft.com/office/drawing/2016/5/11/chartex" xmlns:cx6="http://schemas.microsoft.com/office/drawing/2016/5/12/chartex" xmlns:cx7="http://schemas.microsoft.com/office/drawing/2016/5/13/chartex" xmlns:cx8="http://schemas.microsoft.com/office/drawing/2016/5/14/chartex" xmlns:mc="http://schemas.openxmlformats.org/markup-compatibility/2006" xmlns:aink="http://schemas.microsoft.com/office/drawing/2016/ink" xmlns:am3d="http://schemas.microsoft.com/office/drawing/2017/model3d" xmlns:o="urn:schemas-microsoft-com:office:office" xmlns:r="http://schemas.openxmlformats.org/officeDocument/2006/relationships" xmlns:m="http://schemas.openxmlformats.org/officeDocument/2006/math" xmlns:v="urn:schemas-microsoft-com:vml" xmlns:wp14="http://schemas.microsoft.com/office/word/2010/wordprocessingDrawing" xmlns:wp="http://schemas.openxmlformats.org/drawingml/2006/wordprocessingDrawing" xmlns:w10="urn:schemas-microsoft-com:office:word" xmlns:w="http://schemas.openxmlformats.org/wordprocessingml/2006/main" xmlns:w14="http://schemas.microsoft.com/office/word/2010/wordml" xmlns:w15="http://schemas.microsoft.com/office/word/2012/wordml" xmlns:w16cex="http://schemas.microsoft.com/office/word/2018/wordml/cex" xmlns:w16cid="http://schemas.microsoft.com/office/word/2016/wordml/cid" xmlns:w16="http://schemas.microsoft.com/office/word/2018/wordml" xmlns:w16sdtdh="http://schemas.microsoft.com/office/word/2020/wordml/sdtdatahash" xmlns:w16se="http://schemas.microsoft.com/office/word/2015/wordml/symex" xmlns:wpg="http://schemas.microsoft.com/office/word/2010/wordprocessingGroup" xmlns:wpi="http://schemas.microsoft.com/office/word/2010/wordprocessingInk" xmlns:wne="http://schemas.microsoft.com/office/word/2006/wordml" xmlns:wps="http://schemas.microsoft.com/office/word/2010/wordprocessingShape" mc:Ignorable="w14 w15 w16se w16cid w16 w16cex w16sdtdh wp14">
   <w:body>
     <w:p>
       <w:pPr>
@@ -9,6 +9,23 @@
           <w:sz w:val="20"/>
         </w:rPr>
       </w:pPr>
+    </w:p>
+    <w:p>
+      <w:pPr>
+        <w:pStyle w:val="a3"/>
+        <w:spacing w:before="70"/>
+        <w:rPr>
+          <w:sz w:val="20"/>
+        </w:rPr>
+      </w:pPr>
+    </w:p>
+    <w:p>
+      <w:pPr>
+        <w:ind w:left="4297"/>
+        <w:rPr>
+          <w:sz w:val="20"/>
+        </w:rPr>
+      </w:pPr>
       <w:r>
         <w:rPr>
           <w:noProof/>
@@ -16,74 +33,7 @@
           <w:lang w:eastAsia="ru-RU"/>
         </w:rPr>
         <w:drawing>
-          <wp:anchor distT="0" distB="0" distL="0" distR="0" simplePos="0" relativeHeight="15728640" behindDoc="0" locked="0" layoutInCell="1" allowOverlap="1" wp14:anchorId="4A666234" wp14:editId="54D24360">
-            <wp:simplePos x="0" y="0"/>
-            <wp:positionH relativeFrom="page">
-              <wp:posOffset>444577</wp:posOffset>
-            </wp:positionH>
-            <wp:positionV relativeFrom="page">
-              <wp:posOffset>444577</wp:posOffset>
-            </wp:positionV>
-            <wp:extent cx="628904" cy="628904"/>
-            <wp:effectExtent l="0" t="0" r="0" b="0"/>
-            <wp:wrapNone/>
-            <wp:docPr id="2" name="Image 2"/>
-            <wp:cNvGraphicFramePr>
-              <a:graphicFrameLocks xmlns:a="http://schemas.openxmlformats.org/drawingml/2006/main"/>
-            </wp:cNvGraphicFramePr>
-            <a:graphic xmlns:a="http://schemas.openxmlformats.org/drawingml/2006/main">
-              <a:graphicData uri="http://schemas.openxmlformats.org/drawingml/2006/picture">
-                <pic:pic xmlns:pic="http://schemas.openxmlformats.org/drawingml/2006/picture">
-                  <pic:nvPicPr>
-                    <pic:cNvPr id="2" name="Image 2"/>
-                    <pic:cNvPicPr/>
-                  </pic:nvPicPr>
-                  <pic:blipFill>
-                    <a:blip r:embed="rId7" cstate="print"/>
-                    <a:stretch>
-                      <a:fillRect/>
-                    </a:stretch>
-                  </pic:blipFill>
-                  <pic:spPr>
-                    <a:xfrm>
-                      <a:off x="0" y="0"/>
-                      <a:ext cx="628904" cy="628904"/>
-                    </a:xfrm>
-                    <a:prstGeom prst="rect">
-                      <a:avLst/>
-                    </a:prstGeom>
-                  </pic:spPr>
-                </pic:pic>
-              </a:graphicData>
-            </a:graphic>
-          </wp:anchor>
-        </w:drawing>
-      </w:r>
-    </w:p>
-    <w:p>
-      <w:pPr>
-        <w:pStyle w:val="a3"/>
-        <w:spacing w:before="70"/>
-        <w:rPr>
-          <w:sz w:val="20"/>
-        </w:rPr>
-      </w:pPr>
-    </w:p>
-    <w:p>
-      <w:pPr>
-        <w:ind w:left="4297"/>
-        <w:rPr>
-          <w:sz w:val="20"/>
-        </w:rPr>
-      </w:pPr>
-      <w:r>
-        <w:rPr>
-          <w:noProof/>
-          <w:sz w:val="20"/>
-          <w:lang w:eastAsia="ru-RU"/>
-        </w:rPr>
-        <w:drawing>
-          <wp:inline distT="0" distB="0" distL="0" distR="0" wp14:anchorId="216F9597" wp14:editId="50CA81EB">
+          <wp:inline distT="0" distB="0" distL="0" distR="0" wp14:anchorId="3CBCBBB5" wp14:editId="2F79EEF7">
             <wp:extent cx="641618" cy="630935"/>
             <wp:effectExtent l="0" t="0" r="0" b="0"/>
             <wp:docPr id="3" name="Image 3"/>
@@ -98,7 +48,7 @@
                     <pic:cNvPicPr/>
                   </pic:nvPicPr>
                   <pic:blipFill>
-                    <a:blip r:embed="rId8" cstate="print"/>
+                    <a:blip r:embed="rId6" cstate="print"/>
                     <a:stretch>
                       <a:fillRect/>
                     </a:stretch>
@@ -243,21 +193,13 @@
       <w:r>
         <w:t xml:space="preserve">10/11-13 </w:t>
       </w:r>
-      <w:hyperlink r:id="rId9">
+      <w:hyperlink r:id="rId7">
         <w:r>
           <w:t>http://www.rostov.arbitr.ru</w:t>
         </w:r>
       </w:hyperlink>
       <w:r>
-        <w:t xml:space="preserve">; </w:t>
-      </w:r>
-      <w:proofErr w:type="gramStart"/>
-      <w:r>
-        <w:t>е</w:t>
-      </w:r>
-      <w:proofErr w:type="gramEnd"/>
-      <w:r>
-        <w:t>-</w:t>
+        <w:t>; е-</w:t>
       </w:r>
       <w:proofErr w:type="spellStart"/>
       <w:r>
@@ -267,7 +209,7 @@
       <w:r>
         <w:t xml:space="preserve">: </w:t>
       </w:r>
-      <w:hyperlink r:id="rId10">
+      <w:hyperlink r:id="rId8">
         <w:r>
           <w:rPr>
             <w:color w:val="0000FF"/>
@@ -303,14 +245,12 @@
         </w:rPr>
         <w:t xml:space="preserve"> </w:t>
       </w:r>
-      <w:proofErr w:type="gramStart"/>
       <w:r>
         <w:rPr>
           <w:b w:val="0"/>
         </w:rPr>
         <w:t>П</w:t>
       </w:r>
-      <w:proofErr w:type="gramEnd"/>
       <w:r>
         <w:rPr>
           <w:b w:val="0"/>
@@ -466,7 +406,7 @@
       <w:pPr>
         <w:pStyle w:val="a3"/>
         <w:tabs>
-          <w:tab w:pos="9643" w:val="right"/>
+          <w:tab w:val="right" w:pos="9643"/>
         </w:tabs>
         <w:spacing w:line="275" w:lineRule="exact"/>
         <w:ind w:left="141"/>
@@ -977,15 +917,7 @@
         <w:t xml:space="preserve"> </w:t>
       </w:r>
       <w:r>
-        <w:t xml:space="preserve">исключением </w:t>
-      </w:r>
-      <w:proofErr w:type="gramStart"/>
-      <w:r>
-        <w:t>доходов</w:t>
-      </w:r>
-      <w:proofErr w:type="gramEnd"/>
-      <w:r>
-        <w:t xml:space="preserve"> в отношении которых исчисление</w:t>
+        <w:t>исключением доходов в отношении которых исчисление</w:t>
       </w:r>
       <w:r>
         <w:rPr>
@@ -1032,11 +964,7 @@
         <w:t xml:space="preserve"> </w:t>
       </w:r>
       <w:r>
-        <w:t xml:space="preserve">соответствии со статьями 227, 227.1 и 228 Налогового кодекса Российской Федерации, а также доходов от долевого участия в организации, полученных </w:t>
-      </w:r>
-      <w:proofErr w:type="gramStart"/>
-      <w:r>
-        <w:t>физическим лицом</w:t>
+        <w:t>соответствии со статьями 227, 227.1 и 228 Налогового кодекса Российской Федерации, а также доходов от долевого участия в организации, полученных физическим лицом</w:t>
       </w:r>
       <w:r>
         <w:rPr>
@@ -1108,15 +1036,7 @@
         <w:t xml:space="preserve"> </w:t>
       </w:r>
       <w:r>
-        <w:t>предусмотренных законодательством о налогах и сборах, распределяемых по видам страхования;</w:t>
-      </w:r>
-      <w:proofErr w:type="gramEnd"/>
-      <w:r>
-        <w:t xml:space="preserve"> </w:t>
-      </w:r>
-      <w:proofErr w:type="gramStart"/>
-      <w:r>
-        <w:t>страховых взносов,</w:t>
+        <w:t>предусмотренных законодательством о налогах и сборах, распределяемых по видам страхования; страховых взносов,</w:t>
       </w:r>
       <w:r>
         <w:rPr>
@@ -1253,14 +1173,13 @@
       <w:r>
         <w:t>размере;</w:t>
       </w:r>
-      <w:proofErr w:type="gramEnd"/>
     </w:p>
     <w:p>
       <w:pPr>
         <w:pStyle w:val="a3"/>
         <w:jc w:val="both"/>
         <w:sectPr>
-          <w:headerReference w:type="default" r:id="rId11"/>
+          <w:headerReference w:type="default" r:id="rId9"/>
           <w:type w:val="continuous"/>
           <w:pgSz w:w="11910" w:h="16840"/>
           <w:pgMar w:top="920" w:right="708" w:bottom="280" w:left="1559" w:header="707" w:footer="0" w:gutter="0"/>
@@ -1614,27 +1533,15 @@
       <w:r>
         <w:t xml:space="preserve">Правовая норма </w:t>
       </w:r>
-      <w:hyperlink r:id="rId12">
+      <w:hyperlink r:id="rId10">
         <w:r>
           <w:t>статьи 213.6</w:t>
         </w:r>
       </w:hyperlink>
       <w:r>
-        <w:t xml:space="preserve"> Закона о банкротстве в случае признания заявления конкурсного кредитора о признании должника-гражданина </w:t>
-      </w:r>
-      <w:proofErr w:type="gramStart"/>
-      <w:r>
-        <w:t>обоснованным</w:t>
-      </w:r>
-      <w:proofErr w:type="gramEnd"/>
-      <w:r>
-        <w:t xml:space="preserve"> по общему правилу допускает только введение в отношении такого должника процедуры реструктуризации долгов. </w:t>
-      </w:r>
-      <w:proofErr w:type="gramStart"/>
-      <w:r>
-        <w:t xml:space="preserve">Исключением из этого правила, допускающим возможность применения по результатам рассмотрения обоснованности заявления кредитора о признании гражданина банкротом процедуры реализации имущества должника является предусмотренный </w:t>
-      </w:r>
-      <w:hyperlink r:id="rId13">
+        <w:t xml:space="preserve"> Закона о банкротстве в случае признания заявления конкурсного кредитора о признании должника-гражданина обоснованным по общему правилу допускает только введение в отношении такого должника процедуры реструктуризации долгов. Исключением из этого правила, допускающим возможность применения по результатам рассмотрения обоснованности заявления кредитора о признании гражданина банкротом процедуры реализации имущества должника является предусмотренный </w:t>
+      </w:r>
+      <w:hyperlink r:id="rId11">
         <w:r>
           <w:t>пунктом 8 статьи 213.6</w:t>
         </w:r>
@@ -1642,17 +1549,13 @@
       <w:r>
         <w:t xml:space="preserve"> Закона о банкротстве случай, когда должник-гражданин не соответствует требованиям для утверждения плана реструктуризации долгов, установленным </w:t>
       </w:r>
-      <w:hyperlink r:id="rId14">
+      <w:hyperlink r:id="rId12">
         <w:r>
           <w:t>пунктом 1 статьи 213.13</w:t>
         </w:r>
       </w:hyperlink>
       <w:r>
-        <w:t xml:space="preserve"> Закона о банкротстве, и сам должник-гражданин заявил ходатайство о признании его банкротом и введении</w:t>
-      </w:r>
-      <w:proofErr w:type="gramEnd"/>
-      <w:r>
-        <w:t xml:space="preserve"> процедуры реализации имущества гражданина.</w:t>
+        <w:t xml:space="preserve"> Закона о банкротстве, и сам должник-гражданин заявил ходатайство о признании его банкротом и введении процедуры реализации имущества гражданина.</w:t>
       </w:r>
     </w:p>
     <w:p>
@@ -1800,15 +1703,7 @@
         <w:jc w:val="both"/>
       </w:pPr>
       <w:r>
-        <w:t xml:space="preserve">При таких обстоятельствах представленная кандидатура подлежит утверждению </w:t>
-      </w:r>
-      <w:proofErr w:type="gramStart"/>
-      <w:r>
-        <w:t>в качестве финансового управляющего должника с установлением вознаграждения в деле о банкротстве на основании</w:t>
-      </w:r>
-      <w:proofErr w:type="gramEnd"/>
-      <w:r>
-        <w:t xml:space="preserve"> ст. 20.6 Закона о банкротстве.</w:t>
+        <w:t>При таких обстоятельствах представленная кандидатура подлежит утверждению в качестве финансового управляющего должника с установлением вознаграждения в деле о банкротстве на основании ст. 20.6 Закона о банкротстве.</w:t>
       </w:r>
     </w:p>
     <w:p>
@@ -1904,14 +1799,12 @@
         </w:rPr>
         <w:t xml:space="preserve"> </w:t>
       </w:r>
-      <w:proofErr w:type="gramStart"/>
       <w:r>
         <w:rPr>
           <w:spacing w:val="-5"/>
         </w:rPr>
         <w:t>от</w:t>
       </w:r>
-      <w:proofErr w:type="gramEnd"/>
     </w:p>
     <w:p>
       <w:pPr>
@@ -1945,14 +1838,12 @@
         </w:rPr>
         <w:t xml:space="preserve"> </w:t>
       </w:r>
-      <w:proofErr w:type="gramStart"/>
       <w:r>
         <w:rPr>
           <w:b w:val="0"/>
         </w:rPr>
         <w:t>П</w:t>
       </w:r>
-      <w:proofErr w:type="gramEnd"/>
       <w:r>
         <w:rPr>
           <w:b w:val="0"/>
@@ -2283,21 +2174,8 @@
       <w:r>
         <w:t>[99]</w:t>
       </w:r>
-      <w:proofErr w:type="gramStart"/>
-      <w:r>
-        <w:t>.</w:t>
-      </w:r>
-      <w:proofErr w:type="gramEnd"/>
-      <w:r>
-        <w:t xml:space="preserve"> </w:t>
-      </w:r>
-      <w:proofErr w:type="gramStart"/>
-      <w:r>
-        <w:t>в</w:t>
-      </w:r>
-      <w:proofErr w:type="gramEnd"/>
-      <w:r>
-        <w:t xml:space="preserve"> помещении Арбитражного суда Ростовской области по адресу: г. Ростов-на-Дону, ул. Станиславского, 10/11-13, кабинет 427.</w:t>
+      <w:r>
+        <w:t>. в помещении Арбитражного суда Ростовской области по адресу: г. Ростов-на-Дону, ул. Станиславского, 10/11-13, кабинет 427.</w:t>
       </w:r>
     </w:p>
     <w:p>
@@ -2395,21 +2273,7 @@
         <w:rPr>
           <w:sz w:val="24"/>
         </w:rPr>
-        <w:t xml:space="preserve"> и супруг</w:t>
-      </w:r>
-      <w:proofErr w:type="gramStart"/>
-      <w:r>
-        <w:rPr>
-          <w:sz w:val="24"/>
-        </w:rPr>
-        <w:t>а(</w:t>
-      </w:r>
-      <w:proofErr w:type="gramEnd"/>
-      <w:r>
-        <w:rPr>
-          <w:sz w:val="24"/>
-        </w:rPr>
-        <w:t>и), бывшего(ей) супруга(и) должника сведения о зарегистрированных и снятых с учета автомототранспортных средствах и прицепов к ним, с приложением карточек учета</w:t>
+        <w:t xml:space="preserve"> и супруга(и), бывшего(ей) супруга(и) должника сведения о зарегистрированных и снятых с учета автомототранспортных средствах и прицепов к ним, с приложением карточек учета</w:t>
       </w:r>
       <w:r>
         <w:rPr>
@@ -2461,15 +2325,7 @@
         <w:rPr>
           <w:sz w:val="24"/>
         </w:rPr>
-        <w:t>происшествия; копии постанов</w:t>
-      </w:r>
-      <w:bookmarkStart w:id="0" w:name="_GoBack"/>
-      <w:bookmarkEnd w:id="0"/>
-      <w:r>
-        <w:rPr>
-          <w:sz w:val="24"/>
-        </w:rPr>
-        <w:t>лений о</w:t>
+        <w:t>происшествия; копии постановлений о</w:t>
       </w:r>
       <w:r>
         <w:rPr>
@@ -2491,7 +2347,6 @@
         <w:ind w:left="141" w:right="129" w:firstLine="710"/>
         <w:jc w:val="both"/>
       </w:pPr>
-      <w:proofErr w:type="gramStart"/>
       <w:r>
         <w:t xml:space="preserve">В силу </w:t>
       </w:r>
@@ -2501,39 +2356,49 @@
       </w:r>
       <w:proofErr w:type="spellEnd"/>
       <w:r>
-        <w:t xml:space="preserve">. 4 п. 7 ст. 213.9 Закона о банкротстве предоставить финансовому управляющему должника сведения в отношении должника при получении запроса от финансового управляющего по настоящему делу обязать </w:t>
+        <w:t xml:space="preserve">. 4 п. 7 ст. 213.9 Закона о банкротстве предоставить финансовому управляющему должника сведения в отношении должника при получении запроса от финансового управляющего по настоящему делу обязать Гостехнадзор, ГИМС МЧС России, МВД России, Управление </w:t>
       </w:r>
       <w:proofErr w:type="spellStart"/>
       <w:r>
-        <w:t>Гостехнадзор</w:t>
+        <w:t>Госавтонспекции</w:t>
       </w:r>
       <w:proofErr w:type="spellEnd"/>
       <w:r>
-        <w:t xml:space="preserve">, ГИМС МЧС России, МВД России, Управление </w:t>
+        <w:t xml:space="preserve"> МВД России, СФР, </w:t>
       </w:r>
       <w:proofErr w:type="spellStart"/>
       <w:r>
-        <w:t>Госавтонспекции</w:t>
+        <w:t>Росгвардию</w:t>
       </w:r>
       <w:proofErr w:type="spellEnd"/>
       <w:r>
-        <w:t xml:space="preserve"> МВД России, СФР, </w:t>
+        <w:t>, Росреестр/Филиал</w:t>
+      </w:r>
+      <w:r>
+        <w:rPr>
+          <w:spacing w:val="-1"/>
+        </w:rPr>
+        <w:t xml:space="preserve"> </w:t>
+      </w:r>
+      <w:r>
+        <w:t>ППК</w:t>
+      </w:r>
+      <w:r>
+        <w:rPr>
+          <w:spacing w:val="-1"/>
+        </w:rPr>
+        <w:t xml:space="preserve"> </w:t>
+      </w:r>
+      <w:r>
+        <w:t>«</w:t>
       </w:r>
       <w:proofErr w:type="spellStart"/>
       <w:r>
-        <w:t>Росгвардию</w:t>
+        <w:t>Роскадастр</w:t>
       </w:r>
       <w:proofErr w:type="spellEnd"/>
       <w:r>
-        <w:t xml:space="preserve">, </w:t>
-      </w:r>
-      <w:proofErr w:type="spellStart"/>
-      <w:r>
-        <w:t>Росреестр</w:t>
-      </w:r>
-      <w:proofErr w:type="spellEnd"/>
-      <w:r>
-        <w:t>/Филиал</w:t>
+        <w:t>»,</w:t>
       </w:r>
       <w:r>
         <w:rPr>
@@ -2542,7 +2407,7 @@
         <w:t xml:space="preserve"> </w:t>
       </w:r>
       <w:r>
-        <w:t>ППК</w:t>
+        <w:t>ФИПС/Роспатент, ФНС</w:t>
       </w:r>
       <w:r>
         <w:rPr>
@@ -2551,15 +2416,7 @@
         <w:t xml:space="preserve"> </w:t>
       </w:r>
       <w:r>
-        <w:t>«</w:t>
-      </w:r>
-      <w:proofErr w:type="spellStart"/>
-      <w:r>
-        <w:t>Роскадастр</w:t>
-      </w:r>
-      <w:proofErr w:type="spellEnd"/>
-      <w:r>
-        <w:t>»,</w:t>
+        <w:t>России,</w:t>
       </w:r>
       <w:r>
         <w:rPr>
@@ -2568,30 +2425,7 @@
         <w:t xml:space="preserve"> </w:t>
       </w:r>
       <w:r>
-        <w:t>ФИПС/Роспатент, ФНС</w:t>
-      </w:r>
-      <w:r>
-        <w:rPr>
-          <w:spacing w:val="-1"/>
-        </w:rPr>
-        <w:t xml:space="preserve"> </w:t>
-      </w:r>
-      <w:r>
-        <w:t>России,</w:t>
-      </w:r>
-      <w:r>
-        <w:rPr>
-          <w:spacing w:val="-1"/>
-        </w:rPr>
-        <w:t xml:space="preserve"> </w:t>
-      </w:r>
-      <w:proofErr w:type="spellStart"/>
-      <w:r>
-        <w:t>Росавиацию</w:t>
-      </w:r>
-      <w:proofErr w:type="spellEnd"/>
-      <w:r>
-        <w:t xml:space="preserve"> в</w:t>
+        <w:t>Росавиацию в</w:t>
       </w:r>
       <w:r>
         <w:rPr>
@@ -2656,7 +2490,6 @@
       <w:r>
         <w:t>регистрирующие</w:t>
       </w:r>
-      <w:proofErr w:type="gramEnd"/>
     </w:p>
     <w:p>
       <w:pPr>
@@ -2689,21 +2522,7 @@
         <w:rPr>
           <w:b w:val="0"/>
         </w:rPr>
-        <w:t>органы представить сведения (с приложением копий запрошенных документов) в отношении должника, супруг</w:t>
-      </w:r>
-      <w:proofErr w:type="gramStart"/>
-      <w:r>
-        <w:rPr>
-          <w:b w:val="0"/>
-        </w:rPr>
-        <w:t>а(</w:t>
-      </w:r>
-      <w:proofErr w:type="gramEnd"/>
-      <w:r>
-        <w:rPr>
-          <w:b w:val="0"/>
-        </w:rPr>
-        <w:t>и), бывшего(ей) супруга(и) должника и его родственников без взимания платы.</w:t>
+        <w:t>органы представить сведения (с приложением копий запрошенных документов) в отношении должника, супруга(и), бывшего(ей) супруга(и) должника и его родственников без взимания платы.</w:t>
       </w:r>
     </w:p>
     <w:p>
@@ -2714,15 +2533,7 @@
         <w:jc w:val="both"/>
       </w:pPr>
       <w:r>
-        <w:t>В запросе финансового управляющего указываются необходимые данные должника, супруг</w:t>
-      </w:r>
-      <w:proofErr w:type="gramStart"/>
-      <w:r>
-        <w:t>а(</w:t>
-      </w:r>
-      <w:proofErr w:type="gramEnd"/>
-      <w:r>
-        <w:t>и), бывшего(ей) супруга(и) должника и его родственников.</w:t>
+        <w:t>В запросе финансового управляющего указываются необходимые данные должника, супруга(и), бывшего(ей) супруга(и) должника и его родственников.</w:t>
       </w:r>
     </w:p>
     <w:p>
@@ -2731,7 +2542,6 @@
         <w:ind w:left="141" w:right="140" w:firstLine="710"/>
         <w:jc w:val="both"/>
       </w:pPr>
-      <w:proofErr w:type="gramStart"/>
       <w:r>
         <w:t>С</w:t>
       </w:r>
@@ -2753,7 +2563,6 @@
       <w:r>
         <w:t>вынесения</w:t>
       </w:r>
-      <w:proofErr w:type="gramEnd"/>
       <w:r>
         <w:rPr>
           <w:spacing w:val="-1"/>
@@ -2805,22 +2614,14 @@
         <w:jc w:val="both"/>
       </w:pPr>
       <w:r>
-        <w:t xml:space="preserve">Определение суда может быть обжаловано </w:t>
-      </w:r>
-      <w:proofErr w:type="gramStart"/>
-      <w:r>
-        <w:t>в апелляционном порядке в Пятнадцатый арбитражный апелляционный суд в течение месяца с даты вынесения определения через суд</w:t>
-      </w:r>
-      <w:proofErr w:type="gramEnd"/>
-      <w:r>
-        <w:t>, вынесший определение.</w:t>
+        <w:t>Определение суда может быть обжаловано в апелляционном порядке в Пятнадцатый арбитражный апелляционный суд в течение месяца с даты вынесения определения через суд, вынесший определение.</w:t>
       </w:r>
     </w:p>
     <w:p>
       <w:pPr>
         <w:pStyle w:val="a3"/>
         <w:tabs>
-          <w:tab w:pos="9643" w:val="right"/>
+          <w:tab w:val="right" w:pos="9643"/>
         </w:tabs>
         <w:spacing w:before="248"/>
         <w:ind w:left="141"/>
@@ -3206,7 +3007,7 @@
         <mc:AlternateContent>
           <mc:Choice Requires="wps">
             <w:drawing>
-              <wp:anchor distT="0" distB="0" distL="0" distR="0" simplePos="0" relativeHeight="487588352" behindDoc="1" locked="0" layoutInCell="1" allowOverlap="1" wp14:anchorId="03E6F9D4" wp14:editId="4F0AEB3E">
+              <wp:anchor distT="0" distB="0" distL="0" distR="0" simplePos="0" relativeHeight="487588352" behindDoc="1" locked="0" layoutInCell="1" allowOverlap="1" wp14:anchorId="73D135E5" wp14:editId="3C0D8CED">
                 <wp:simplePos x="0" y="0"/>
                 <wp:positionH relativeFrom="page">
                   <wp:posOffset>2036826</wp:posOffset>
@@ -3458,16 +3259,20 @@
               </wp:anchor>
             </w:drawing>
           </mc:Choice>
-          <mc:Fallback xmlns:pic="http://schemas.openxmlformats.org/drawingml/2006/picture" xmlns:a="http://schemas.openxmlformats.org/drawingml/2006/main" xmlns:ve="http://schemas.openxmlformats.org/markup-compatibility/2006">
+          <mc:Fallback>
             <w:pict>
-              <v:shape style="position:absolute;margin-left:160.380005pt;margin-top:13.599024pt;width:274.5pt;height:52.5pt;mso-position-horizontal-relative:page;mso-position-vertical-relative:paragraph;z-index:-15728128;mso-wrap-distance-left:0;mso-wrap-distance-right:0" type="#_x0000_t202" id="docshape2" filled="false" stroked="true" strokeweight=".5pt" strokecolor="#000000">
+              <v:shapetype w14:anchorId="73D135E5" id="_x0000_t202" coordsize="21600,21600" o:spt="202" path="m,l,21600r21600,l21600,xe">
+                <v:stroke joinstyle="miter"/>
+                <v:path gradientshapeok="t" o:connecttype="rect"/>
+              </v:shapetype>
+              <v:shape id="Textbox 4" o:spid="_x0000_s1026" type="#_x0000_t202" style="position:absolute;margin-left:160.4pt;margin-top:13.6pt;width:274.5pt;height:52.5pt;z-index:-15728128;visibility:visible;mso-wrap-style:square;mso-wrap-distance-left:0;mso-wrap-distance-top:0;mso-wrap-distance-right:0;mso-wrap-distance-bottom:0;mso-position-horizontal:absolute;mso-position-horizontal-relative:page;mso-position-vertical:absolute;mso-position-vertical-relative:text;v-text-anchor:top" o:gfxdata="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" filled="f" strokeweight=".5pt">
+                <v:path arrowok="t"/>
                 <v:textbox inset="0,0,0,0">
                   <w:txbxContent>
                     <w:p>
                       <w:pPr>
                         <w:spacing w:before="43"/>
-                        <w:ind w:left="130" w:right="0" w:firstLine="0"/>
-                        <w:jc w:val="left"/>
+                        <w:ind w:left="130"/>
                         <w:rPr>
                           <w:sz w:val="20"/>
                         </w:rPr>
@@ -3483,7 +3288,7 @@
                           <w:spacing w:val="-9"/>
                           <w:sz w:val="20"/>
                         </w:rPr>
-                        <w:t> </w:t>
+                        <w:t xml:space="preserve"> </w:t>
                       </w:r>
                       <w:r>
                         <w:rPr>
@@ -3496,7 +3301,7 @@
                           <w:spacing w:val="-9"/>
                           <w:sz w:val="20"/>
                         </w:rPr>
-                        <w:t> </w:t>
+                        <w:t xml:space="preserve"> </w:t>
                       </w:r>
                       <w:r>
                         <w:rPr>
@@ -3508,9 +3313,8 @@
                     </w:p>
                     <w:p>
                       <w:pPr>
-                        <w:spacing w:line="247" w:lineRule="auto" w:before="50"/>
+                        <w:spacing w:before="50" w:line="247" w:lineRule="auto"/>
                         <w:ind w:left="1295" w:right="428" w:hanging="1165"/>
-                        <w:jc w:val="left"/>
                         <w:rPr>
                           <w:sz w:val="16"/>
                         </w:rPr>
@@ -3526,7 +3330,7 @@
                           <w:spacing w:val="-8"/>
                           <w:sz w:val="20"/>
                         </w:rPr>
-                        <w:t> </w:t>
+                        <w:t xml:space="preserve"> </w:t>
                       </w:r>
                       <w:r>
                         <w:rPr>
@@ -3539,7 +3343,7 @@
                           <w:spacing w:val="40"/>
                           <w:sz w:val="20"/>
                         </w:rPr>
-                        <w:t> </w:t>
+                        <w:t xml:space="preserve"> </w:t>
                       </w:r>
                       <w:r>
                         <w:rPr>
@@ -3552,7 +3356,7 @@
                           <w:spacing w:val="-7"/>
                           <w:sz w:val="16"/>
                         </w:rPr>
-                        <w:t> </w:t>
+                        <w:t xml:space="preserve"> </w:t>
                       </w:r>
                       <w:r>
                         <w:rPr>
@@ -3565,7 +3369,7 @@
                           <w:spacing w:val="-6"/>
                           <w:sz w:val="16"/>
                         </w:rPr>
-                        <w:t> </w:t>
+                        <w:t xml:space="preserve"> </w:t>
                       </w:r>
                       <w:r>
                         <w:rPr>
@@ -3578,7 +3382,7 @@
                           <w:spacing w:val="-7"/>
                           <w:sz w:val="16"/>
                         </w:rPr>
-                        <w:t> </w:t>
+                        <w:t xml:space="preserve"> </w:t>
                       </w:r>
                       <w:r>
                         <w:rPr>
@@ -3591,7 +3395,7 @@
                           <w:spacing w:val="40"/>
                           <w:sz w:val="16"/>
                         </w:rPr>
-                        <w:t> </w:t>
+                        <w:t xml:space="preserve"> </w:t>
                       </w:r>
                       <w:r>
                         <w:rPr>
@@ -3603,8 +3407,7 @@
                     <w:p>
                       <w:pPr>
                         <w:spacing w:before="11"/>
-                        <w:ind w:left="1295" w:right="0" w:firstLine="0"/>
-                        <w:jc w:val="left"/>
+                        <w:ind w:left="1295"/>
                         <w:rPr>
                           <w:sz w:val="16"/>
                         </w:rPr>
@@ -3620,7 +3423,7 @@
                           <w:spacing w:val="-5"/>
                           <w:sz w:val="16"/>
                         </w:rPr>
-                        <w:t> </w:t>
+                        <w:t xml:space="preserve"> </w:t>
                       </w:r>
                       <w:r>
                         <w:rPr>
@@ -3633,7 +3436,7 @@
                           <w:spacing w:val="-5"/>
                           <w:sz w:val="16"/>
                         </w:rPr>
-                        <w:t> </w:t>
+                        <w:t xml:space="preserve"> </w:t>
                       </w:r>
                       <w:r>
                         <w:rPr>
@@ -3646,7 +3449,7 @@
                           <w:spacing w:val="-5"/>
                           <w:sz w:val="16"/>
                         </w:rPr>
-                        <w:t> </w:t>
+                        <w:t xml:space="preserve"> </w:t>
                       </w:r>
                       <w:r>
                         <w:rPr>
@@ -3659,7 +3462,7 @@
                           <w:spacing w:val="-5"/>
                           <w:sz w:val="16"/>
                         </w:rPr>
-                        <w:t> </w:t>
+                        <w:t xml:space="preserve"> </w:t>
                       </w:r>
                       <w:r>
                         <w:rPr>
@@ -3671,8 +3474,7 @@
                     </w:p>
                   </w:txbxContent>
                 </v:textbox>
-                <v:stroke dashstyle="solid"/>
-                <w10:wrap type="topAndBottom"/>
+                <w10:wrap type="topAndBottom" anchorx="page"/>
               </v:shape>
             </w:pict>
           </mc:Fallback>
@@ -3689,7 +3491,7 @@
 </file>
 
 <file path=word/endnotes.xml><?xml version="1.0" encoding="utf-8"?>
-<w:endnotes xmlns:wpc="http://schemas.microsoft.com/office/word/2010/wordprocessingCanvas" xmlns:mc="http://schemas.openxmlformats.org/markup-compatibility/2006" xmlns:o="urn:schemas-microsoft-com:office:office" xmlns:r="http://schemas.openxmlformats.org/officeDocument/2006/relationships" xmlns:m="http://schemas.openxmlformats.org/officeDocument/2006/math" xmlns:v="urn:schemas-microsoft-com:vml" xmlns:wp14="http://schemas.microsoft.com/office/word/2010/wordprocessingDrawing" xmlns:wp="http://schemas.openxmlformats.org/drawingml/2006/wordprocessingDrawing" xmlns:w10="urn:schemas-microsoft-com:office:word" xmlns:w="http://schemas.openxmlformats.org/wordprocessingml/2006/main" xmlns:w14="http://schemas.microsoft.com/office/word/2010/wordml" xmlns:wpg="http://schemas.microsoft.com/office/word/2010/wordprocessingGroup" xmlns:wpi="http://schemas.microsoft.com/office/word/2010/wordprocessingInk" xmlns:wne="http://schemas.microsoft.com/office/word/2006/wordml" xmlns:wps="http://schemas.microsoft.com/office/word/2010/wordprocessingShape" mc:Ignorable="w14 wp14">
+<w:endnotes xmlns:wpc="http://schemas.microsoft.com/office/word/2010/wordprocessingCanvas" xmlns:cx="http://schemas.microsoft.com/office/drawing/2014/chartex" xmlns:cx1="http://schemas.microsoft.com/office/drawing/2015/9/8/chartex" xmlns:cx2="http://schemas.microsoft.com/office/drawing/2015/10/21/chartex" xmlns:cx3="http://schemas.microsoft.com/office/drawing/2016/5/9/chartex" xmlns:cx4="http://schemas.microsoft.com/office/drawing/2016/5/10/chartex" xmlns:cx5="http://schemas.microsoft.com/office/drawing/2016/5/11/chartex" xmlns:cx6="http://schemas.microsoft.com/office/drawing/2016/5/12/chartex" xmlns:cx7="http://schemas.microsoft.com/office/drawing/2016/5/13/chartex" xmlns:cx8="http://schemas.microsoft.com/office/drawing/2016/5/14/chartex" xmlns:mc="http://schemas.openxmlformats.org/markup-compatibility/2006" xmlns:aink="http://schemas.microsoft.com/office/drawing/2016/ink" xmlns:am3d="http://schemas.microsoft.com/office/drawing/2017/model3d" xmlns:o="urn:schemas-microsoft-com:office:office" xmlns:r="http://schemas.openxmlformats.org/officeDocument/2006/relationships" xmlns:m="http://schemas.openxmlformats.org/officeDocument/2006/math" xmlns:v="urn:schemas-microsoft-com:vml" xmlns:wp14="http://schemas.microsoft.com/office/word/2010/wordprocessingDrawing" xmlns:wp="http://schemas.openxmlformats.org/drawingml/2006/wordprocessingDrawing" xmlns:w10="urn:schemas-microsoft-com:office:word" xmlns:w="http://schemas.openxmlformats.org/wordprocessingml/2006/main" xmlns:w14="http://schemas.microsoft.com/office/word/2010/wordml" xmlns:w15="http://schemas.microsoft.com/office/word/2012/wordml" xmlns:w16cex="http://schemas.microsoft.com/office/word/2018/wordml/cex" xmlns:w16cid="http://schemas.microsoft.com/office/word/2016/wordml/cid" xmlns:w16="http://schemas.microsoft.com/office/word/2018/wordml" xmlns:w16sdtdh="http://schemas.microsoft.com/office/word/2020/wordml/sdtdatahash" xmlns:w16se="http://schemas.microsoft.com/office/word/2015/wordml/symex" xmlns:wpg="http://schemas.microsoft.com/office/word/2010/wordprocessingGroup" xmlns:wpi="http://schemas.microsoft.com/office/word/2010/wordprocessingInk" xmlns:wne="http://schemas.microsoft.com/office/word/2006/wordml" xmlns:wps="http://schemas.microsoft.com/office/word/2010/wordprocessingShape" mc:Ignorable="w14 w15 w16se w16cid w16 w16cex w16sdtdh wp14">
   <w:endnote w:type="separator" w:id="-1">
     <w:p>
       <w:r>
@@ -3708,7 +3510,7 @@
 </file>
 
 <file path=word/footnotes.xml><?xml version="1.0" encoding="utf-8"?>
-<w:footnotes xmlns:wpc="http://schemas.microsoft.com/office/word/2010/wordprocessingCanvas" xmlns:mc="http://schemas.openxmlformats.org/markup-compatibility/2006" xmlns:o="urn:schemas-microsoft-com:office:office" xmlns:r="http://schemas.openxmlformats.org/officeDocument/2006/relationships" xmlns:m="http://schemas.openxmlformats.org/officeDocument/2006/math" xmlns:v="urn:schemas-microsoft-com:vml" xmlns:wp14="http://schemas.microsoft.com/office/word/2010/wordprocessingDrawing" xmlns:wp="http://schemas.openxmlformats.org/drawingml/2006/wordprocessingDrawing" xmlns:w10="urn:schemas-microsoft-com:office:word" xmlns:w="http://schemas.openxmlformats.org/wordprocessingml/2006/main" xmlns:w14="http://schemas.microsoft.com/office/word/2010/wordml" xmlns:wpg="http://schemas.microsoft.com/office/word/2010/wordprocessingGroup" xmlns:wpi="http://schemas.microsoft.com/office/word/2010/wordprocessingInk" xmlns:wne="http://schemas.microsoft.com/office/word/2006/wordml" xmlns:wps="http://schemas.microsoft.com/office/word/2010/wordprocessingShape" mc:Ignorable="w14 wp14">
+<w:footnotes xmlns:wpc="http://schemas.microsoft.com/office/word/2010/wordprocessingCanvas" xmlns:cx="http://schemas.microsoft.com/office/drawing/2014/chartex" xmlns:cx1="http://schemas.microsoft.com/office/drawing/2015/9/8/chartex" xmlns:cx2="http://schemas.microsoft.com/office/drawing/2015/10/21/chartex" xmlns:cx3="http://schemas.microsoft.com/office/drawing/2016/5/9/chartex" xmlns:cx4="http://schemas.microsoft.com/office/drawing/2016/5/10/chartex" xmlns:cx5="http://schemas.microsoft.com/office/drawing/2016/5/11/chartex" xmlns:cx6="http://schemas.microsoft.com/office/drawing/2016/5/12/chartex" xmlns:cx7="http://schemas.microsoft.com/office/drawing/2016/5/13/chartex" xmlns:cx8="http://schemas.microsoft.com/office/drawing/2016/5/14/chartex" xmlns:mc="http://schemas.openxmlformats.org/markup-compatibility/2006" xmlns:aink="http://schemas.microsoft.com/office/drawing/2016/ink" xmlns:am3d="http://schemas.microsoft.com/office/drawing/2017/model3d" xmlns:o="urn:schemas-microsoft-com:office:office" xmlns:r="http://schemas.openxmlformats.org/officeDocument/2006/relationships" xmlns:m="http://schemas.openxmlformats.org/officeDocument/2006/math" xmlns:v="urn:schemas-microsoft-com:vml" xmlns:wp14="http://schemas.microsoft.com/office/word/2010/wordprocessingDrawing" xmlns:wp="http://schemas.openxmlformats.org/drawingml/2006/wordprocessingDrawing" xmlns:w10="urn:schemas-microsoft-com:office:word" xmlns:w="http://schemas.openxmlformats.org/wordprocessingml/2006/main" xmlns:w14="http://schemas.microsoft.com/office/word/2010/wordml" xmlns:w15="http://schemas.microsoft.com/office/word/2012/wordml" xmlns:w16cex="http://schemas.microsoft.com/office/word/2018/wordml/cex" xmlns:w16cid="http://schemas.microsoft.com/office/word/2016/wordml/cid" xmlns:w16="http://schemas.microsoft.com/office/word/2018/wordml" xmlns:w16sdtdh="http://schemas.microsoft.com/office/word/2020/wordml/sdtdatahash" xmlns:w16se="http://schemas.microsoft.com/office/word/2015/wordml/symex" xmlns:wpg="http://schemas.microsoft.com/office/word/2010/wordprocessingGroup" xmlns:wpi="http://schemas.microsoft.com/office/word/2010/wordprocessingInk" xmlns:wne="http://schemas.microsoft.com/office/word/2006/wordml" xmlns:wps="http://schemas.microsoft.com/office/word/2010/wordprocessingShape" mc:Ignorable="w14 w15 w16se w16cid w16 w16cex w16sdtdh wp14">
   <w:footnote w:type="separator" w:id="-1">
     <w:p>
       <w:r>
@@ -3727,7 +3529,7 @@
 </file>
 
 <file path=word/header1.xml><?xml version="1.0" encoding="utf-8"?>
-<w:hdr xmlns:wpc="http://schemas.microsoft.com/office/word/2010/wordprocessingCanvas" xmlns:mc="http://schemas.openxmlformats.org/markup-compatibility/2006" xmlns:o="urn:schemas-microsoft-com:office:office" xmlns:r="http://schemas.openxmlformats.org/officeDocument/2006/relationships" xmlns:m="http://schemas.openxmlformats.org/officeDocument/2006/math" xmlns:v="urn:schemas-microsoft-com:vml" xmlns:wp14="http://schemas.microsoft.com/office/word/2010/wordprocessingDrawing" xmlns:wp="http://schemas.openxmlformats.org/drawingml/2006/wordprocessingDrawing" xmlns:w10="urn:schemas-microsoft-com:office:word" xmlns:w="http://schemas.openxmlformats.org/wordprocessingml/2006/main" xmlns:w14="http://schemas.microsoft.com/office/word/2010/wordml" xmlns:wpg="http://schemas.microsoft.com/office/word/2010/wordprocessingGroup" xmlns:wpi="http://schemas.microsoft.com/office/word/2010/wordprocessingInk" xmlns:wne="http://schemas.microsoft.com/office/word/2006/wordml" xmlns:wps="http://schemas.microsoft.com/office/word/2010/wordprocessingShape" mc:Ignorable="w14 wp14">
+<w:hdr xmlns:wpc="http://schemas.microsoft.com/office/word/2010/wordprocessingCanvas" xmlns:cx="http://schemas.microsoft.com/office/drawing/2014/chartex" xmlns:cx1="http://schemas.microsoft.com/office/drawing/2015/9/8/chartex" xmlns:cx2="http://schemas.microsoft.com/office/drawing/2015/10/21/chartex" xmlns:cx3="http://schemas.microsoft.com/office/drawing/2016/5/9/chartex" xmlns:cx4="http://schemas.microsoft.com/office/drawing/2016/5/10/chartex" xmlns:cx5="http://schemas.microsoft.com/office/drawing/2016/5/11/chartex" xmlns:cx6="http://schemas.microsoft.com/office/drawing/2016/5/12/chartex" xmlns:cx7="http://schemas.microsoft.com/office/drawing/2016/5/13/chartex" xmlns:cx8="http://schemas.microsoft.com/office/drawing/2016/5/14/chartex" xmlns:mc="http://schemas.openxmlformats.org/markup-compatibility/2006" xmlns:aink="http://schemas.microsoft.com/office/drawing/2016/ink" xmlns:am3d="http://schemas.microsoft.com/office/drawing/2017/model3d" xmlns:o="urn:schemas-microsoft-com:office:office" xmlns:r="http://schemas.openxmlformats.org/officeDocument/2006/relationships" xmlns:m="http://schemas.openxmlformats.org/officeDocument/2006/math" xmlns:v="urn:schemas-microsoft-com:vml" xmlns:wp14="http://schemas.microsoft.com/office/word/2010/wordprocessingDrawing" xmlns:wp="http://schemas.openxmlformats.org/drawingml/2006/wordprocessingDrawing" xmlns:w10="urn:schemas-microsoft-com:office:word" xmlns:w="http://schemas.openxmlformats.org/wordprocessingml/2006/main" xmlns:w14="http://schemas.microsoft.com/office/word/2010/wordml" xmlns:w15="http://schemas.microsoft.com/office/word/2012/wordml" xmlns:w16cex="http://schemas.microsoft.com/office/word/2018/wordml/cex" xmlns:w16cid="http://schemas.microsoft.com/office/word/2016/wordml/cid" xmlns:w16="http://schemas.microsoft.com/office/word/2018/wordml" xmlns:w16sdtdh="http://schemas.microsoft.com/office/word/2020/wordml/sdtdatahash" xmlns:w16se="http://schemas.microsoft.com/office/word/2015/wordml/symex" xmlns:wpg="http://schemas.microsoft.com/office/word/2010/wordprocessingGroup" xmlns:wpi="http://schemas.microsoft.com/office/word/2010/wordprocessingInk" xmlns:wne="http://schemas.microsoft.com/office/word/2006/wordml" xmlns:wps="http://schemas.microsoft.com/office/word/2010/wordprocessingShape" mc:Ignorable="w14 w15 w16se w16cid w16 w16cex w16sdtdh wp14">
   <w:p>
     <w:pPr>
       <w:pStyle w:val="a3"/>
@@ -3745,7 +3547,7 @@
       <mc:AlternateContent>
         <mc:Choice Requires="wps">
           <w:drawing>
-            <wp:anchor distT="0" distB="0" distL="0" distR="0" simplePos="0" relativeHeight="487509504" behindDoc="1" locked="0" layoutInCell="1" allowOverlap="1" wp14:anchorId="6CD0ED59" wp14:editId="262E651F">
+            <wp:anchor distT="0" distB="0" distL="0" distR="0" simplePos="0" relativeHeight="487509504" behindDoc="1" locked="0" layoutInCell="1" allowOverlap="1" wp14:anchorId="6BDCF5E0" wp14:editId="16D17D4D">
               <wp:simplePos x="0" y="0"/>
               <wp:positionH relativeFrom="page">
                 <wp:posOffset>6120765</wp:posOffset>
@@ -3804,20 +3606,19 @@
             </wp:anchor>
           </w:drawing>
         </mc:Choice>
-        <mc:Fallback xmlns:pic="http://schemas.openxmlformats.org/drawingml/2006/picture" xmlns:a="http://schemas.openxmlformats.org/drawingml/2006/main" xmlns:ve="http://schemas.openxmlformats.org/markup-compatibility/2006">
+        <mc:Fallback>
           <w:pict>
-            <v:shapetype id="_x0000_t202" o:spt="202" coordsize="21600,21600" path="m,l,21600r21600,l21600,xe">
+            <v:shapetype w14:anchorId="6BDCF5E0" id="_x0000_t202" coordsize="21600,21600" o:spt="202" path="m,l,21600r21600,l21600,xe">
               <v:stroke joinstyle="miter"/>
               <v:path gradientshapeok="t" o:connecttype="rect"/>
             </v:shapetype>
-            <v:shape style="position:absolute;margin-left:481.950012pt;margin-top:34.368866pt;width:72pt;height:13.1pt;mso-position-horizontal-relative:page;mso-position-vertical-relative:page;z-index:-15806976" type="#_x0000_t202" id="docshape1" filled="false" stroked="false">
+            <v:shape id="Textbox 1" o:spid="_x0000_s1027" type="#_x0000_t202" style="position:absolute;margin-left:481.95pt;margin-top:34.35pt;width:1in;height:13.1pt;z-index:-15806976;visibility:visible;mso-wrap-style:square;mso-wrap-distance-left:0;mso-wrap-distance-top:0;mso-wrap-distance-right:0;mso-wrap-distance-bottom:0;mso-position-horizontal:absolute;mso-position-horizontal-relative:page;mso-position-vertical:absolute;mso-position-vertical-relative:page;v-text-anchor:top" o:gfxdata="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" filled="f" stroked="f">
               <v:textbox inset="0,0,0,0">
                 <w:txbxContent>
                   <w:p>
                     <w:pPr>
                       <w:spacing w:before="11"/>
-                      <w:ind w:left="20" w:right="0" w:firstLine="0"/>
-                      <w:jc w:val="left"/>
+                      <w:ind w:left="20"/>
                       <w:rPr>
                         <w:sz w:val="20"/>
                       </w:rPr>
@@ -3832,7 +3633,7 @@
                   </w:p>
                 </w:txbxContent>
               </v:textbox>
-              <w10:wrap type="none"/>
+              <w10:wrap anchorx="page" anchory="page"/>
             </v:shape>
           </w:pict>
         </mc:Fallback>
@@ -3843,7 +3644,7 @@
 </file>
 
 <file path=word/styles.xml><?xml version="1.0" encoding="utf-8"?>
-<w:styles xmlns:mc="http://schemas.openxmlformats.org/markup-compatibility/2006" xmlns:r="http://schemas.openxmlformats.org/officeDocument/2006/relationships" xmlns:w="http://schemas.openxmlformats.org/wordprocessingml/2006/main" xmlns:w14="http://schemas.microsoft.com/office/word/2010/wordml" mc:Ignorable="w14">
+<w:styles xmlns:mc="http://schemas.openxmlformats.org/markup-compatibility/2006" xmlns:r="http://schemas.openxmlformats.org/officeDocument/2006/relationships" xmlns:w="http://schemas.openxmlformats.org/wordprocessingml/2006/main" xmlns:w14="http://schemas.microsoft.com/office/word/2010/wordml" xmlns:w15="http://schemas.microsoft.com/office/word/2012/wordml" xmlns:w16cex="http://schemas.microsoft.com/office/word/2018/wordml/cex" xmlns:w16cid="http://schemas.microsoft.com/office/word/2016/wordml/cid" xmlns:w16="http://schemas.microsoft.com/office/word/2018/wordml" xmlns:w16sdtdh="http://schemas.microsoft.com/office/word/2020/wordml/sdtdatahash" xmlns:w16se="http://schemas.microsoft.com/office/word/2015/wordml/symex" mc:Ignorable="w14 w15 w16se w16cid w16 w16cex w16sdtdh">
   <w:docDefaults>
     <w:rPrDefault>
       <w:rPr>
@@ -3861,425 +3662,383 @@
       </w:pPr>
     </w:pPrDefault>
   </w:docDefaults>
-  <w:latentStyles w:defLockedState="0" w:defUIPriority="99" w:defSemiHidden="1" w:defUnhideWhenUsed="1" w:defQFormat="0" w:count="267">
-    <w:lsdException w:name="Normal" w:semiHidden="0" w:uiPriority="0" w:unhideWhenUsed="0" w:qFormat="1"/>
-    <w:lsdException w:name="heading 1" w:semiHidden="0" w:uiPriority="9" w:unhideWhenUsed="0" w:qFormat="1"/>
-    <w:lsdException w:name="heading 2" w:uiPriority="9" w:qFormat="1"/>
-    <w:lsdException w:name="heading 3" w:uiPriority="9" w:qFormat="1"/>
-    <w:lsdException w:name="heading 4" w:uiPriority="9" w:qFormat="1"/>
-    <w:lsdException w:name="heading 5" w:uiPriority="9" w:qFormat="1"/>
-    <w:lsdException w:name="heading 6" w:uiPriority="9" w:qFormat="1"/>
-    <w:lsdException w:name="heading 7" w:uiPriority="9" w:qFormat="1"/>
-    <w:lsdException w:name="heading 8" w:uiPriority="9" w:qFormat="1"/>
-    <w:lsdException w:name="heading 9" w:uiPriority="9" w:qFormat="1"/>
-    <w:lsdException w:name="toc 1" w:uiPriority="39"/>
-    <w:lsdException w:name="toc 2" w:uiPriority="39"/>
-    <w:lsdException w:name="toc 3" w:uiPriority="39"/>
-    <w:lsdException w:name="toc 4" w:uiPriority="39"/>
-    <w:lsdException w:name="toc 5" w:uiPriority="39"/>
-    <w:lsdException w:name="toc 6" w:uiPriority="39"/>
-    <w:lsdException w:name="toc 7" w:uiPriority="39"/>
-    <w:lsdException w:name="toc 8" w:uiPriority="39"/>
-    <w:lsdException w:name="toc 9" w:uiPriority="39"/>
-    <w:lsdException w:name="caption" w:uiPriority="35" w:qFormat="1"/>
-    <w:lsdException w:name="Title" w:semiHidden="0" w:uiPriority="10" w:unhideWhenUsed="0" w:qFormat="1"/>
-    <w:lsdException w:name="Default Paragraph Font" w:uiPriority="1"/>
-    <w:lsdException w:name="Subtitle" w:semiHidden="0" w:uiPriority="11" w:unhideWhenUsed="0" w:qFormat="1"/>
-    <w:lsdException w:name="Strong" w:semiHidden="0" w:uiPriority="22" w:unhideWhenUsed="0" w:qFormat="1"/>
-    <w:lsdException w:name="Emphasis" w:semiHidden="0" w:uiPriority="20" w:unhideWhenUsed="0" w:qFormat="1"/>
-    <w:lsdException w:name="Table Grid" w:semiHidden="0" w:uiPriority="59" w:unhideWhenUsed="0"/>
-    <w:lsdException w:name="Placeholder Text" w:unhideWhenUsed="0"/>
-    <w:lsdException w:name="No Spacing" w:semiHidden="0" w:uiPriority="1" w:unhideWhenUsed="0" w:qFormat="1"/>
-    <w:lsdException w:name="Light Shading" w:semiHidden="0" w:uiPriority="60" w:unhideWhenUsed="0"/>
-    <w:lsdException w:name="Light List" w:semiHidden="0" w:uiPriority="61" w:unhideWhenUsed="0"/>
-    <w:lsdException w:name="Light Grid" w:semiHidden="0" w:uiPriority="62" w:unhideWhenUsed="0"/>
-    <w:lsdException w:name="Medium Shading 1" w:semiHidden="0" w:uiPriority="63" w:unhideWhenUsed="0"/>
-    <w:lsdException w:name="Medium Shading 2" w:semiHidden="0" w:uiPriority="64" w:unhideWhenUsed="0"/>
-    <w:lsdException w:name="Medium List 1" w:semiHidden="0" w:uiPriority="65" w:unhideWhenUsed="0"/>
-    <w:lsdException w:name="Medium List 2" w:semiHidden="0" w:uiPriority="66" w:unhideWhenUsed="0"/>
-    <w:lsdException w:name="Medium Grid 1" w:semiHidden="0" w:uiPriority="67" w:unhideWhenUsed="0"/>
-    <w:lsdException w:name="Medium Grid 2" w:semiHidden="0" w:uiPriority="68" w:unhideWhenUsed="0"/>
-    <w:lsdException w:name="Medium Grid 3" w:semiHidden="0" w:uiPriority="69" w:unhideWhenUsed="0"/>
-    <w:lsdException w:name="Dark List" w:semiHidden="0" w:uiPriority="70" w:unhideWhenUsed="0"/>
-    <w:lsdException w:name="Colorful Shading" w:semiHidden="0" w:uiPriority="71" w:unhideWhenUsed="0"/>
-    <w:lsdException w:name="Colorful List" w:semiHidden="0" w:uiPriority="72" w:unhideWhenUsed="0"/>
-    <w:lsdException w:name="Colorful Grid" w:semiHidden="0" w:uiPriority="73" w:unhideWhenUsed="0"/>
-    <w:lsdException w:name="Light Shading Accent 1" w:semiHidden="0" w:uiPriority="60" w:unhideWhenUsed="0"/>
-    <w:lsdException w:name="Light List Accent 1" w:semiHidden="0" w:uiPriority="61" w:unhideWhenUsed="0"/>
-    <w:lsdException w:name="Light Grid Accent 1" w:semiHidden="0" w:uiPriority="62" w:unhideWhenUsed="0"/>
-    <w:lsdException w:name="Medium Shading 1 Accent 1" w:semiHidden="0" w:uiPriority="63" w:unhideWhenUsed="0"/>
-    <w:lsdException w:name="Medium Shading 2 Accent 1" w:semiHidden="0" w:uiPriority="64" w:unhideWhenUsed="0"/>
-    <w:lsdException w:name="Medium List 1 Accent 1" w:semiHidden="0" w:uiPriority="65" w:unhideWhenUsed="0"/>
-    <w:lsdException w:name="Revision" w:unhideWhenUsed="0"/>
-    <w:lsdException w:name="List Paragraph" w:semiHidden="0" w:uiPriority="34" w:unhideWhenUsed="0" w:qFormat="1"/>
-    <w:lsdException w:name="Quote" w:semiHidden="0" w:uiPriority="29" w:unhideWhenUsed="0" w:qFormat="1"/>
-    <w:lsdException w:name="Intense Quote" w:semiHidden="0" w:uiPriority="30" w:unhideWhenUsed="0" w:qFormat="1"/>
-    <w:lsdException w:name="Medium List 2 Accent 1" w:semiHidden="0" w:uiPriority="66" w:unhideWhenUsed="0"/>
-    <w:lsdException w:name="Medium Grid 1 Accent 1" w:semiHidden="0" w:uiPriority="67" w:unhideWhenUsed="0"/>
-    <w:lsdException w:name="Medium Grid 2 Accent 1" w:semiHidden="0" w:uiPriority="68" w:unhideWhenUsed="0"/>
-    <w:lsdException w:name="Medium Grid 3 Accent 1" w:semiHidden="0" w:uiPriority="69" w:unhideWhenUsed="0"/>
-    <w:lsdException w:name="Dark List Accent 1" w:semiHidden="0" w:uiPriority="70" w:unhideWhenUsed="0"/>
-    <w:lsdException w:name="Colorful Shading Accent 1" w:semiHidden="0" w:uiPriority="71" w:unhideWhenUsed="0"/>
-    <w:lsdException w:name="Colorful List Accent 1" w:semiHidden="0" w:uiPriority="72" w:unhideWhenUsed="0"/>
-    <w:lsdException w:name="Colorful Grid Accent 1" w:semiHidden="0" w:uiPriority="73" w:unhideWhenUsed="0"/>
-    <w:lsdException w:name="Light Shading Accent 2" w:semiHidden="0" w:uiPriority="60" w:unhideWhenUsed="0"/>
-    <w:lsdException w:name="Light List Accent 2" w:semiHidden="0" w:uiPriority="61" w:unhideWhenUsed="0"/>
-    <w:lsdException w:name="Light Grid Accent 2" w:semiHidden="0" w:uiPriority="62" w:unhideWhenUsed="0"/>
-    <w:lsdException w:name="Medium Shading 1 Accent 2" w:semiHidden="0" w:uiPriority="63" w:unhideWhenUsed="0"/>
-    <w:lsdException w:name="Medium Shading 2 Accent 2" w:semiHidden="0" w:uiPriority="64" w:unhideWhenUsed="0"/>
-    <w:lsdException w:name="Medium List 1 Accent 2" w:semiHidden="0" w:uiPriority="65" w:unhideWhenUsed="0"/>
-    <w:lsdException w:name="Medium List 2 Accent 2" w:semiHidden="0" w:uiPriority="66" w:unhideWhenUsed="0"/>
-    <w:lsdException w:name="Medium Grid 1 Accent 2" w:semiHidden="0" w:uiPriority="67" w:unhideWhenUsed="0"/>
-    <w:lsdException w:name="Medium Grid 2 Accent 2" w:semiHidden="0" w:uiPriority="68" w:unhideWhenUsed="0"/>
-    <w:lsdException w:name="Medium Grid 3 Accent 2" w:semiHidden="0" w:uiPriority="69" w:unhideWhenUsed="0"/>
-    <w:lsdException w:name="Dark List Accent 2" w:semiHidden="0" w:uiPriority="70" w:unhideWhenUsed="0"/>
-    <w:lsdException w:name="Colorful Shading Accent 2" w:semiHidden="0" w:uiPriority="71" w:unhideWhenUsed="0"/>
-    <w:lsdException w:name="Colorful List Accent 2" w:semiHidden="0" w:uiPriority="72" w:unhideWhenUsed="0"/>
-    <w:lsdException w:name="Colorful Grid Accent 2" w:semiHidden="0" w:uiPriority="73" w:unhideWhenUsed="0"/>
-    <w:lsdException w:name="Light Shading Accent 3" w:semiHidden="0" w:uiPriority="60" w:unhideWhenUsed="0"/>
-    <w:lsdException w:name="Light List Accent 3" w:semiHidden="0" w:uiPriority="61" w:unhideWhenUsed="0"/>
-    <w:lsdException w:name="Light Grid Accent 3" w:semiHidden="0" w:uiPriority="62" w:unhideWhenUsed="0"/>
-    <w:lsdException w:name="Medium Shading 1 Accent 3" w:semiHidden="0" w:uiPriority="63" w:unhideWhenUsed="0"/>
-    <w:lsdException w:name="Medium Shading 2 Accent 3" w:semiHidden="0" w:uiPriority="64" w:unhideWhenUsed="0"/>
-    <w:lsdException w:name="Medium List 1 Accent 3" w:semiHidden="0" w:uiPriority="65" w:unhideWhenUsed="0"/>
-    <w:lsdException w:name="Medium List 2 Accent 3" w:semiHidden="0" w:uiPriority="66" w:unhideWhenUsed="0"/>
-    <w:lsdException w:name="Medium Grid 1 Accent 3" w:semiHidden="0" w:uiPriority="67" w:unhideWhenUsed="0"/>
-    <w:lsdException w:name="Medium Grid 2 Accent 3" w:semiHidden="0" w:uiPriority="68" w:unhideWhenUsed="0"/>
-    <w:lsdException w:name="Medium Grid 3 Accent 3" w:semiHidden="0" w:uiPriority="69" w:unhideWhenUsed="0"/>
-    <w:lsdException w:name="Dark List Accent 3" w:semiHidden="0" w:uiPriority="70" w:unhideWhenUsed="0"/>
-    <w:lsdException w:name="Colorful Shading Accent 3" w:semiHidden="0" w:uiPriority="71" w:unhideWhenUsed="0"/>
-    <w:lsdException w:name="Colorful List Accent 3" w:semiHidden="0" w:uiPriority="72" w:unhideWhenUsed="0"/>
-    <w:lsdException w:name="Colorful Grid Accent 3" w:semiHidden="0" w:uiPriority="73" w:unhideWhenUsed="0"/>
-    <w:lsdException w:name="Light Shading Accent 4" w:semiHidden="0" w:uiPriority="60" w:unhideWhenUsed="0"/>
-    <w:lsdException w:name="Light List Accent 4" w:semiHidden="0" w:uiPriority="61" w:unhideWhenUsed="0"/>
-    <w:lsdException w:name="Light Grid Accent 4" w:semiHidden="0" w:uiPriority="62" w:unhideWhenUsed="0"/>
-    <w:lsdException w:name="Medium Shading 1 Accent 4" w:semiHidden="0" w:uiPriority="63" w:unhideWhenUsed="0"/>
-    <w:lsdException w:name="Medium Shading 2 Accent 4" w:semiHidden="0" w:uiPriority="64" w:unhideWhenUsed="0"/>
-    <w:lsdException w:name="Medium List 1 Accent 4" w:semiHidden="0" w:uiPriority="65" w:unhideWhenUsed="0"/>
-    <w:lsdException w:name="Medium List 2 Accent 4" w:semiHidden="0" w:uiPriority="66" w:unhideWhenUsed="0"/>
-    <w:lsdException w:name="Medium Grid 1 Accent 4" w:semiHidden="0" w:uiPriority="67" w:unhideWhenUsed="0"/>
-    <w:lsdException w:name="Medium Grid 2 Accent 4" w:semiHidden="0" w:uiPriority="68" w:unhideWhenUsed="0"/>
-    <w:lsdException w:name="Medium Grid 3 Accent 4" w:semiHidden="0" w:uiPriority="69" w:unhideWhenUsed="0"/>
-    <w:lsdException w:name="Dark List Accent 4" w:semiHidden="0" w:uiPriority="70" w:unhideWhenUsed="0"/>
-    <w:lsdException w:name="Colorful Shading Accent 4" w:semiHidden="0" w:uiPriority="71" w:unhideWhenUsed="0"/>
-    <w:lsdException w:name="Colorful List Accent 4" w:semiHidden="0" w:uiPriority="72" w:unhideWhenUsed="0"/>
-    <w:lsdException w:name="Colorful Grid Accent 4" w:semiHidden="0" w:uiPriority="73" w:unhideWhenUsed="0"/>
-    <w:lsdException w:name="Light Shading Accent 5" w:semiHidden="0" w:uiPriority="60" w:unhideWhenUsed="0"/>
-    <w:lsdException w:name="Light List Accent 5" w:semiHidden="0" w:uiPriority="61" w:unhideWhenUsed="0"/>
-    <w:lsdException w:name="Light Grid Accent 5" w:semiHidden="0" w:uiPriority="62" w:unhideWhenUsed="0"/>
-    <w:lsdException w:name="Medium Shading 1 Accent 5" w:semiHidden="0" w:uiPriority="63" w:unhideWhenUsed="0"/>
-    <w:lsdException w:name="Medium Shading 2 Accent 5" w:semiHidden="0" w:uiPriority="64" w:unhideWhenUsed="0"/>
-    <w:lsdException w:name="Medium List 1 Accent 5" w:semiHidden="0" w:uiPriority="65" w:unhideWhenUsed="0"/>
-    <w:lsdException w:name="Medium List 2 Accent 5" w:semiHidden="0" w:uiPriority="66" w:unhideWhenUsed="0"/>
-    <w:lsdException w:name="Medium Grid 1 Accent 5" w:semiHidden="0" w:uiPriority="67" w:unhideWhenUsed="0"/>
-    <w:lsdException w:name="Medium Grid 2 Accent 5" w:semiHidden="0" w:uiPriority="68" w:unhideWhenUsed="0"/>
-    <w:lsdException w:name="Medium Grid 3 Accent 5" w:semiHidden="0" w:uiPriority="69" w:unhideWhenUsed="0"/>
-    <w:lsdException w:name="Dark List Accent 5" w:semiHidden="0" w:uiPriority="70" w:unhideWhenUsed="0"/>
-    <w:lsdException w:name="Colorful Shading Accent 5" w:semiHidden="0" w:uiPriority="71" w:unhideWhenUsed="0"/>
-    <w:lsdException w:name="Colorful List Accent 5" w:semiHidden="0" w:uiPriority="72" w:unhideWhenUsed="0"/>
-    <w:lsdException w:name="Colorful Grid Accent 5" w:semiHidden="0" w:uiPriority="73" w:unhideWhenUsed="0"/>
-    <w:lsdException w:name="Light Shading Accent 6" w:semiHidden="0" w:uiPriority="60" w:unhideWhenUsed="0"/>
-    <w:lsdException w:name="Light List Accent 6" w:semiHidden="0" w:uiPriority="61" w:unhideWhenUsed="0"/>
-    <w:lsdException w:name="Light Grid Accent 6" w:semiHidden="0" w:uiPriority="62" w:unhideWhenUsed="0"/>
-    <w:lsdException w:name="Medium Shading 1 Accent 6" w:semiHidden="0" w:uiPriority="63" w:unhideWhenUsed="0"/>
-    <w:lsdException w:name="Medium Shading 2 Accent 6" w:semiHidden="0" w:uiPriority="64" w:unhideWhenUsed="0"/>
-    <w:lsdException w:name="Medium List 1 Accent 6" w:semiHidden="0" w:uiPriority="65" w:unhideWhenUsed="0"/>
-    <w:lsdException w:name="Medium List 2 Accent 6" w:semiHidden="0" w:uiPriority="66" w:unhideWhenUsed="0"/>
-    <w:lsdException w:name="Medium Grid 1 Accent 6" w:semiHidden="0" w:uiPriority="67" w:unhideWhenUsed="0"/>
-    <w:lsdException w:name="Medium Grid 2 Accent 6" w:semiHidden="0" w:uiPriority="68" w:unhideWhenUsed="0"/>
-    <w:lsdException w:name="Medium Grid 3 Accent 6" w:semiHidden="0" w:uiPriority="69" w:unhideWhenUsed="0"/>
-    <w:lsdException w:name="Dark List Accent 6" w:semiHidden="0" w:uiPriority="70" w:unhideWhenUsed="0"/>
-    <w:lsdException w:name="Colorful Shading Accent 6" w:semiHidden="0" w:uiPriority="71" w:unhideWhenUsed="0"/>
-    <w:lsdException w:name="Colorful List Accent 6" w:semiHidden="0" w:uiPriority="72" w:unhideWhenUsed="0"/>
-    <w:lsdException w:name="Colorful Grid Accent 6" w:semiHidden="0" w:uiPriority="73" w:unhideWhenUsed="0"/>
-    <w:lsdException w:name="Subtle Emphasis" w:semiHidden="0" w:uiPriority="19" w:unhideWhenUsed="0" w:qFormat="1"/>
-    <w:lsdException w:name="Intense Emphasis" w:semiHidden="0" w:uiPriority="21" w:unhideWhenUsed="0" w:qFormat="1"/>
-    <w:lsdException w:name="Subtle Reference" w:semiHidden="0" w:uiPriority="31" w:unhideWhenUsed="0" w:qFormat="1"/>
-    <w:lsdException w:name="Intense Reference" w:semiHidden="0" w:uiPriority="32" w:unhideWhenUsed="0" w:qFormat="1"/>
-    <w:lsdException w:name="Book Title" w:semiHidden="0" w:uiPriority="33" w:unhideWhenUsed="0" w:qFormat="1"/>
-    <w:lsdException w:name="Bibliography" w:uiPriority="37"/>
-    <w:lsdException w:name="TOC Heading" w:uiPriority="39" w:qFormat="1"/>
-  </w:latentStyles>
-  <w:style w:type="paragraph" w:default="1" w:styleId="a">
-    <w:name w:val="Normal"/>
-    <w:uiPriority w:val="1"/>
-    <w:qFormat/>
-    <w:rPr>
-      <w:rFonts w:ascii="Times New Roman" w:eastAsia="Times New Roman" w:hAnsi="Times New Roman" w:cs="Times New Roman"/>
-      <w:lang w:val="ru-RU"/>
-    </w:rPr>
-  </w:style>
-  <w:style w:type="paragraph" w:styleId="1">
-    <w:name w:val="heading 1"/>
-    <w:basedOn w:val="a"/>
-    <w:uiPriority w:val="1"/>
-    <w:qFormat/>
-    <w:pPr>
-      <w:spacing w:line="273" w:lineRule="exact"/>
-      <w:ind w:left="637" w:right="643"/>
-      <w:jc w:val="center"/>
-      <w:outlineLvl w:val="0"/>
-    </w:pPr>
-    <w:rPr>
-      <w:b/>
-      <w:bCs/>
-      <w:sz w:val="24"/>
-      <w:szCs w:val="24"/>
-    </w:rPr>
-  </w:style>
-  <w:style w:type="character" w:default="1" w:styleId="a0">
-    <w:name w:val="Default Paragraph Font"/>
-    <w:uiPriority w:val="1"/>
-    <w:semiHidden/>
-    <w:unhideWhenUsed/>
-  </w:style>
-  <w:style w:type="table" w:default="1" w:styleId="a1">
-    <w:name w:val="Normal Table"/>
-    <w:uiPriority w:val="99"/>
-    <w:semiHidden/>
-    <w:unhideWhenUsed/>
-    <w:tblPr>
-      <w:tblInd w:w="0" w:type="dxa"/>
-      <w:tblCellMar>
-        <w:top w:w="0" w:type="dxa"/>
-        <w:left w:w="108" w:type="dxa"/>
-        <w:bottom w:w="0" w:type="dxa"/>
-        <w:right w:w="108" w:type="dxa"/>
-      </w:tblCellMar>
-    </w:tblPr>
-  </w:style>
-  <w:style w:type="numbering" w:default="1" w:styleId="a2">
-    <w:name w:val="No List"/>
-    <w:uiPriority w:val="99"/>
-    <w:semiHidden/>
-    <w:unhideWhenUsed/>
-  </w:style>
-  <w:style w:type="table" w:customStyle="1" w:styleId="TableNormal">
-    <w:name w:val="Table Normal"/>
-    <w:uiPriority w:val="2"/>
-    <w:semiHidden/>
-    <w:unhideWhenUsed/>
-    <w:qFormat/>
-    <w:tblPr>
-      <w:tblInd w:w="0" w:type="dxa"/>
-      <w:tblCellMar>
-        <w:top w:w="0" w:type="dxa"/>
-        <w:left w:w="0" w:type="dxa"/>
-        <w:bottom w:w="0" w:type="dxa"/>
-        <w:right w:w="0" w:type="dxa"/>
-      </w:tblCellMar>
-    </w:tblPr>
-  </w:style>
-  <w:style w:type="paragraph" w:styleId="a3">
-    <w:name w:val="Body Text"/>
-    <w:basedOn w:val="a"/>
-    <w:uiPriority w:val="1"/>
-    <w:qFormat/>
-    <w:rPr>
-      <w:sz w:val="24"/>
-      <w:szCs w:val="24"/>
-    </w:rPr>
-  </w:style>
-  <w:style w:type="paragraph" w:styleId="a4">
-    <w:name w:val="List Paragraph"/>
-    <w:basedOn w:val="a"/>
-    <w:uiPriority w:val="1"/>
-    <w:qFormat/>
-  </w:style>
-  <w:style w:type="paragraph" w:customStyle="1" w:styleId="TableParagraph">
-    <w:name w:val="Table Paragraph"/>
-    <w:basedOn w:val="a"/>
-    <w:uiPriority w:val="1"/>
-    <w:qFormat/>
-  </w:style>
-  <w:style w:type="paragraph" w:styleId="a5">
-    <w:name w:val="Balloon Text"/>
-    <w:basedOn w:val="a"/>
-    <w:link w:val="a6"/>
-    <w:uiPriority w:val="99"/>
-    <w:semiHidden/>
-    <w:unhideWhenUsed/>
-    <w:rsid w:val="003C65F1"/>
-    <w:rPr>
-      <w:rFonts w:ascii="Tahoma" w:hAnsi="Tahoma" w:cs="Tahoma"/>
-      <w:sz w:val="16"/>
-      <w:szCs w:val="16"/>
-    </w:rPr>
-  </w:style>
-  <w:style w:type="character" w:customStyle="1" w:styleId="a6">
-    <w:name w:val="Текст выноски Знак"/>
-    <w:basedOn w:val="a0"/>
-    <w:link w:val="a5"/>
-    <w:uiPriority w:val="99"/>
-    <w:semiHidden/>
-    <w:rsid w:val="003C65F1"/>
-    <w:rPr>
-      <w:rFonts w:ascii="Tahoma" w:eastAsia="Times New Roman" w:hAnsi="Tahoma" w:cs="Tahoma"/>
-      <w:sz w:val="16"/>
-      <w:szCs w:val="16"/>
-      <w:lang w:val="ru-RU"/>
-    </w:rPr>
-  </w:style>
-</w:styles>
-</file>
-
-<file path=word/stylesWithEffects.xml><?xml version="1.0" encoding="utf-8"?>
-<w:styles xmlns:wpc="http://schemas.microsoft.com/office/word/2010/wordprocessingCanvas" xmlns:mc="http://schemas.openxmlformats.org/markup-compatibility/2006" xmlns:o="urn:schemas-microsoft-com:office:office" xmlns:r="http://schemas.openxmlformats.org/officeDocument/2006/relationships" xmlns:m="http://schemas.openxmlformats.org/officeDocument/2006/math" xmlns:v="urn:schemas-microsoft-com:vml" xmlns:wp14="http://schemas.microsoft.com/office/word/2010/wordprocessingDrawing" xmlns:wp="http://schemas.openxmlformats.org/drawingml/2006/wordprocessingDrawing" xmlns:w10="urn:schemas-microsoft-com:office:word" xmlns:w="http://schemas.openxmlformats.org/wordprocessingml/2006/main" xmlns:w14="http://schemas.microsoft.com/office/word/2010/wordml" xmlns:wpg="http://schemas.microsoft.com/office/word/2010/wordprocessingGroup" xmlns:wpi="http://schemas.microsoft.com/office/word/2010/wordprocessingInk" xmlns:wne="http://schemas.microsoft.com/office/word/2006/wordml" xmlns:wps="http://schemas.microsoft.com/office/word/2010/wordprocessingShape" mc:Ignorable="w14 wp14">
-  <w:docDefaults>
-    <w:rPrDefault>
-      <w:rPr>
-        <w:rFonts w:asciiTheme="minorHAnsi" w:eastAsiaTheme="minorHAnsi" w:hAnsiTheme="minorHAnsi" w:cstheme="minorBidi"/>
-        <w:sz w:val="22"/>
-        <w:szCs w:val="22"/>
-        <w:lang w:val="en-US" w:eastAsia="en-US" w:bidi="ar-SA"/>
-      </w:rPr>
-    </w:rPrDefault>
-    <w:pPrDefault>
-      <w:pPr>
-        <w:widowControl w:val="0"/>
-        <w:autoSpaceDE w:val="0"/>
-        <w:autoSpaceDN w:val="0"/>
-      </w:pPr>
-    </w:pPrDefault>
-  </w:docDefaults>
-  <w:latentStyles w:defLockedState="0" w:defUIPriority="99" w:defSemiHidden="1" w:defUnhideWhenUsed="1" w:defQFormat="0" w:count="267">
-    <w:lsdException w:name="Normal" w:semiHidden="0" w:uiPriority="0" w:unhideWhenUsed="0" w:qFormat="1"/>
-    <w:lsdException w:name="heading 1" w:semiHidden="0" w:uiPriority="9" w:unhideWhenUsed="0" w:qFormat="1"/>
-    <w:lsdException w:name="heading 2" w:uiPriority="9" w:qFormat="1"/>
-    <w:lsdException w:name="heading 3" w:uiPriority="9" w:qFormat="1"/>
-    <w:lsdException w:name="heading 4" w:uiPriority="9" w:qFormat="1"/>
-    <w:lsdException w:name="heading 5" w:uiPriority="9" w:qFormat="1"/>
-    <w:lsdException w:name="heading 6" w:uiPriority="9" w:qFormat="1"/>
-    <w:lsdException w:name="heading 7" w:uiPriority="9" w:qFormat="1"/>
-    <w:lsdException w:name="heading 8" w:uiPriority="9" w:qFormat="1"/>
-    <w:lsdException w:name="heading 9" w:uiPriority="9" w:qFormat="1"/>
-    <w:lsdException w:name="toc 1" w:uiPriority="39"/>
-    <w:lsdException w:name="toc 2" w:uiPriority="39"/>
-    <w:lsdException w:name="toc 3" w:uiPriority="39"/>
-    <w:lsdException w:name="toc 4" w:uiPriority="39"/>
-    <w:lsdException w:name="toc 5" w:uiPriority="39"/>
-    <w:lsdException w:name="toc 6" w:uiPriority="39"/>
-    <w:lsdException w:name="toc 7" w:uiPriority="39"/>
-    <w:lsdException w:name="toc 8" w:uiPriority="39"/>
-    <w:lsdException w:name="toc 9" w:uiPriority="39"/>
-    <w:lsdException w:name="caption" w:uiPriority="35" w:qFormat="1"/>
-    <w:lsdException w:name="Title" w:semiHidden="0" w:uiPriority="10" w:unhideWhenUsed="0" w:qFormat="1"/>
-    <w:lsdException w:name="Default Paragraph Font" w:uiPriority="1"/>
-    <w:lsdException w:name="Subtitle" w:semiHidden="0" w:uiPriority="11" w:unhideWhenUsed="0" w:qFormat="1"/>
-    <w:lsdException w:name="Strong" w:semiHidden="0" w:uiPriority="22" w:unhideWhenUsed="0" w:qFormat="1"/>
-    <w:lsdException w:name="Emphasis" w:semiHidden="0" w:uiPriority="20" w:unhideWhenUsed="0" w:qFormat="1"/>
-    <w:lsdException w:name="Table Grid" w:semiHidden="0" w:uiPriority="59" w:unhideWhenUsed="0"/>
-    <w:lsdException w:name="Placeholder Text" w:unhideWhenUsed="0"/>
-    <w:lsdException w:name="No Spacing" w:semiHidden="0" w:uiPriority="1" w:unhideWhenUsed="0" w:qFormat="1"/>
-    <w:lsdException w:name="Light Shading" w:semiHidden="0" w:uiPriority="60" w:unhideWhenUsed="0"/>
-    <w:lsdException w:name="Light List" w:semiHidden="0" w:uiPriority="61" w:unhideWhenUsed="0"/>
-    <w:lsdException w:name="Light Grid" w:semiHidden="0" w:uiPriority="62" w:unhideWhenUsed="0"/>
-    <w:lsdException w:name="Medium Shading 1" w:semiHidden="0" w:uiPriority="63" w:unhideWhenUsed="0"/>
-    <w:lsdException w:name="Medium Shading 2" w:semiHidden="0" w:uiPriority="64" w:unhideWhenUsed="0"/>
-    <w:lsdException w:name="Medium List 1" w:semiHidden="0" w:uiPriority="65" w:unhideWhenUsed="0"/>
-    <w:lsdException w:name="Medium List 2" w:semiHidden="0" w:uiPriority="66" w:unhideWhenUsed="0"/>
-    <w:lsdException w:name="Medium Grid 1" w:semiHidden="0" w:uiPriority="67" w:unhideWhenUsed="0"/>
-    <w:lsdException w:name="Medium Grid 2" w:semiHidden="0" w:uiPriority="68" w:unhideWhenUsed="0"/>
-    <w:lsdException w:name="Medium Grid 3" w:semiHidden="0" w:uiPriority="69" w:unhideWhenUsed="0"/>
-    <w:lsdException w:name="Dark List" w:semiHidden="0" w:uiPriority="70" w:unhideWhenUsed="0"/>
-    <w:lsdException w:name="Colorful Shading" w:semiHidden="0" w:uiPriority="71" w:unhideWhenUsed="0"/>
-    <w:lsdException w:name="Colorful List" w:semiHidden="0" w:uiPriority="72" w:unhideWhenUsed="0"/>
-    <w:lsdException w:name="Colorful Grid" w:semiHidden="0" w:uiPriority="73" w:unhideWhenUsed="0"/>
-    <w:lsdException w:name="Light Shading Accent 1" w:semiHidden="0" w:uiPriority="60" w:unhideWhenUsed="0"/>
-    <w:lsdException w:name="Light List Accent 1" w:semiHidden="0" w:uiPriority="61" w:unhideWhenUsed="0"/>
-    <w:lsdException w:name="Light Grid Accent 1" w:semiHidden="0" w:uiPriority="62" w:unhideWhenUsed="0"/>
-    <w:lsdException w:name="Medium Shading 1 Accent 1" w:semiHidden="0" w:uiPriority="63" w:unhideWhenUsed="0"/>
-    <w:lsdException w:name="Medium Shading 2 Accent 1" w:semiHidden="0" w:uiPriority="64" w:unhideWhenUsed="0"/>
-    <w:lsdException w:name="Medium List 1 Accent 1" w:semiHidden="0" w:uiPriority="65" w:unhideWhenUsed="0"/>
-    <w:lsdException w:name="Revision" w:unhideWhenUsed="0"/>
-    <w:lsdException w:name="List Paragraph" w:semiHidden="0" w:uiPriority="34" w:unhideWhenUsed="0" w:qFormat="1"/>
-    <w:lsdException w:name="Quote" w:semiHidden="0" w:uiPriority="29" w:unhideWhenUsed="0" w:qFormat="1"/>
-    <w:lsdException w:name="Intense Quote" w:semiHidden="0" w:uiPriority="30" w:unhideWhenUsed="0" w:qFormat="1"/>
-    <w:lsdException w:name="Medium List 2 Accent 1" w:semiHidden="0" w:uiPriority="66" w:unhideWhenUsed="0"/>
-    <w:lsdException w:name="Medium Grid 1 Accent 1" w:semiHidden="0" w:uiPriority="67" w:unhideWhenUsed="0"/>
-    <w:lsdException w:name="Medium Grid 2 Accent 1" w:semiHidden="0" w:uiPriority="68" w:unhideWhenUsed="0"/>
-    <w:lsdException w:name="Medium Grid 3 Accent 1" w:semiHidden="0" w:uiPriority="69" w:unhideWhenUsed="0"/>
-    <w:lsdException w:name="Dark List Accent 1" w:semiHidden="0" w:uiPriority="70" w:unhideWhenUsed="0"/>
-    <w:lsdException w:name="Colorful Shading Accent 1" w:semiHidden="0" w:uiPriority="71" w:unhideWhenUsed="0"/>
-    <w:lsdException w:name="Colorful List Accent 1" w:semiHidden="0" w:uiPriority="72" w:unhideWhenUsed="0"/>
-    <w:lsdException w:name="Colorful Grid Accent 1" w:semiHidden="0" w:uiPriority="73" w:unhideWhenUsed="0"/>
-    <w:lsdException w:name="Light Shading Accent 2" w:semiHidden="0" w:uiPriority="60" w:unhideWhenUsed="0"/>
-    <w:lsdException w:name="Light List Accent 2" w:semiHidden="0" w:uiPriority="61" w:unhideWhenUsed="0"/>
-    <w:lsdException w:name="Light Grid Accent 2" w:semiHidden="0" w:uiPriority="62" w:unhideWhenUsed="0"/>
-    <w:lsdException w:name="Medium Shading 1 Accent 2" w:semiHidden="0" w:uiPriority="63" w:unhideWhenUsed="0"/>
-    <w:lsdException w:name="Medium Shading 2 Accent 2" w:semiHidden="0" w:uiPriority="64" w:unhideWhenUsed="0"/>
-    <w:lsdException w:name="Medium List 1 Accent 2" w:semiHidden="0" w:uiPriority="65" w:unhideWhenUsed="0"/>
-    <w:lsdException w:name="Medium List 2 Accent 2" w:semiHidden="0" w:uiPriority="66" w:unhideWhenUsed="0"/>
-    <w:lsdException w:name="Medium Grid 1 Accent 2" w:semiHidden="0" w:uiPriority="67" w:unhideWhenUsed="0"/>
-    <w:lsdException w:name="Medium Grid 2 Accent 2" w:semiHidden="0" w:uiPriority="68" w:unhideWhenUsed="0"/>
-    <w:lsdException w:name="Medium Grid 3 Accent 2" w:semiHidden="0" w:uiPriority="69" w:unhideWhenUsed="0"/>
-    <w:lsdException w:name="Dark List Accent 2" w:semiHidden="0" w:uiPriority="70" w:unhideWhenUsed="0"/>
-    <w:lsdException w:name="Colorful Shading Accent 2" w:semiHidden="0" w:uiPriority="71" w:unhideWhenUsed="0"/>
-    <w:lsdException w:name="Colorful List Accent 2" w:semiHidden="0" w:uiPriority="72" w:unhideWhenUsed="0"/>
-    <w:lsdException w:name="Colorful Grid Accent 2" w:semiHidden="0" w:uiPriority="73" w:unhideWhenUsed="0"/>
-    <w:lsdException w:name="Light Shading Accent 3" w:semiHidden="0" w:uiPriority="60" w:unhideWhenUsed="0"/>
-    <w:lsdException w:name="Light List Accent 3" w:semiHidden="0" w:uiPriority="61" w:unhideWhenUsed="0"/>
-    <w:lsdException w:name="Light Grid Accent 3" w:semiHidden="0" w:uiPriority="62" w:unhideWhenUsed="0"/>
-    <w:lsdException w:name="Medium Shading 1 Accent 3" w:semiHidden="0" w:uiPriority="63" w:unhideWhenUsed="0"/>
-    <w:lsdException w:name="Medium Shading 2 Accent 3" w:semiHidden="0" w:uiPriority="64" w:unhideWhenUsed="0"/>
-    <w:lsdException w:name="Medium List 1 Accent 3" w:semiHidden="0" w:uiPriority="65" w:unhideWhenUsed="0"/>
-    <w:lsdException w:name="Medium List 2 Accent 3" w:semiHidden="0" w:uiPriority="66" w:unhideWhenUsed="0"/>
-    <w:lsdException w:name="Medium Grid 1 Accent 3" w:semiHidden="0" w:uiPriority="67" w:unhideWhenUsed="0"/>
-    <w:lsdException w:name="Medium Grid 2 Accent 3" w:semiHidden="0" w:uiPriority="68" w:unhideWhenUsed="0"/>
-    <w:lsdException w:name="Medium Grid 3 Accent 3" w:semiHidden="0" w:uiPriority="69" w:unhideWhenUsed="0"/>
-    <w:lsdException w:name="Dark List Accent 3" w:semiHidden="0" w:uiPriority="70" w:unhideWhenUsed="0"/>
-    <w:lsdException w:name="Colorful Shading Accent 3" w:semiHidden="0" w:uiPriority="71" w:unhideWhenUsed="0"/>
-    <w:lsdException w:name="Colorful List Accent 3" w:semiHidden="0" w:uiPriority="72" w:unhideWhenUsed="0"/>
-    <w:lsdException w:name="Colorful Grid Accent 3" w:semiHidden="0" w:uiPriority="73" w:unhideWhenUsed="0"/>
-    <w:lsdException w:name="Light Shading Accent 4" w:semiHidden="0" w:uiPriority="60" w:unhideWhenUsed="0"/>
-    <w:lsdException w:name="Light List Accent 4" w:semiHidden="0" w:uiPriority="61" w:unhideWhenUsed="0"/>
-    <w:lsdException w:name="Light Grid Accent 4" w:semiHidden="0" w:uiPriority="62" w:unhideWhenUsed="0"/>
-    <w:lsdException w:name="Medium Shading 1 Accent 4" w:semiHidden="0" w:uiPriority="63" w:unhideWhenUsed="0"/>
-    <w:lsdException w:name="Medium Shading 2 Accent 4" w:semiHidden="0" w:uiPriority="64" w:unhideWhenUsed="0"/>
-    <w:lsdException w:name="Medium List 1 Accent 4" w:semiHidden="0" w:uiPriority="65" w:unhideWhenUsed="0"/>
-    <w:lsdException w:name="Medium List 2 Accent 4" w:semiHidden="0" w:uiPriority="66" w:unhideWhenUsed="0"/>
-    <w:lsdException w:name="Medium Grid 1 Accent 4" w:semiHidden="0" w:uiPriority="67" w:unhideWhenUsed="0"/>
-    <w:lsdException w:name="Medium Grid 2 Accent 4" w:semiHidden="0" w:uiPriority="68" w:unhideWhenUsed="0"/>
-    <w:lsdException w:name="Medium Grid 3 Accent 4" w:semiHidden="0" w:uiPriority="69" w:unhideWhenUsed="0"/>
-    <w:lsdException w:name="Dark List Accent 4" w:semiHidden="0" w:uiPriority="70" w:unhideWhenUsed="0"/>
-    <w:lsdException w:name="Colorful Shading Accent 4" w:semiHidden="0" w:uiPriority="71" w:unhideWhenUsed="0"/>
-    <w:lsdException w:name="Colorful List Accent 4" w:semiHidden="0" w:uiPriority="72" w:unhideWhenUsed="0"/>
-    <w:lsdException w:name="Colorful Grid Accent 4" w:semiHidden="0" w:uiPriority="73" w:unhideWhenUsed="0"/>
-    <w:lsdException w:name="Light Shading Accent 5" w:semiHidden="0" w:uiPriority="60" w:unhideWhenUsed="0"/>
-    <w:lsdException w:name="Light List Accent 5" w:semiHidden="0" w:uiPriority="61" w:unhideWhenUsed="0"/>
-    <w:lsdException w:name="Light Grid Accent 5" w:semiHidden="0" w:uiPriority="62" w:unhideWhenUsed="0"/>
-    <w:lsdException w:name="Medium Shading 1 Accent 5" w:semiHidden="0" w:uiPriority="63" w:unhideWhenUsed="0"/>
-    <w:lsdException w:name="Medium Shading 2 Accent 5" w:semiHidden="0" w:uiPriority="64" w:unhideWhenUsed="0"/>
-    <w:lsdException w:name="Medium List 1 Accent 5" w:semiHidden="0" w:uiPriority="65" w:unhideWhenUsed="0"/>
-    <w:lsdException w:name="Medium List 2 Accent 5" w:semiHidden="0" w:uiPriority="66" w:unhideWhenUsed="0"/>
-    <w:lsdException w:name="Medium Grid 1 Accent 5" w:semiHidden="0" w:uiPriority="67" w:unhideWhenUsed="0"/>
-    <w:lsdException w:name="Medium Grid 2 Accent 5" w:semiHidden="0" w:uiPriority="68" w:unhideWhenUsed="0"/>
-    <w:lsdException w:name="Medium Grid 3 Accent 5" w:semiHidden="0" w:uiPriority="69" w:unhideWhenUsed="0"/>
-    <w:lsdException w:name="Dark List Accent 5" w:semiHidden="0" w:uiPriority="70" w:unhideWhenUsed="0"/>
-    <w:lsdException w:name="Colorful Shading Accent 5" w:semiHidden="0" w:uiPriority="71" w:unhideWhenUsed="0"/>
-    <w:lsdException w:name="Colorful List Accent 5" w:semiHidden="0" w:uiPriority="72" w:unhideWhenUsed="0"/>
-    <w:lsdException w:name="Colorful Grid Accent 5" w:semiHidden="0" w:uiPriority="73" w:unhideWhenUsed="0"/>
-    <w:lsdException w:name="Light Shading Accent 6" w:semiHidden="0" w:uiPriority="60" w:unhideWhenUsed="0"/>
-    <w:lsdException w:name="Light List Accent 6" w:semiHidden="0" w:uiPriority="61" w:unhideWhenUsed="0"/>
-    <w:lsdException w:name="Light Grid Accent 6" w:semiHidden="0" w:uiPriority="62" w:unhideWhenUsed="0"/>
-    <w:lsdException w:name="Medium Shading 1 Accent 6" w:semiHidden="0" w:uiPriority="63" w:unhideWhenUsed="0"/>
-    <w:lsdException w:name="Medium Shading 2 Accent 6" w:semiHidden="0" w:uiPriority="64" w:unhideWhenUsed="0"/>
-    <w:lsdException w:name="Medium List 1 Accent 6" w:semiHidden="0" w:uiPriority="65" w:unhideWhenUsed="0"/>
-    <w:lsdException w:name="Medium List 2 Accent 6" w:semiHidden="0" w:uiPriority="66" w:unhideWhenUsed="0"/>
-    <w:lsdException w:name="Medium Grid 1 Accent 6" w:semiHidden="0" w:uiPriority="67" w:unhideWhenUsed="0"/>
-    <w:lsdException w:name="Medium Grid 2 Accent 6" w:semiHidden="0" w:uiPriority="68" w:unhideWhenUsed="0"/>
-    <w:lsdException w:name="Medium Grid 3 Accent 6" w:semiHidden="0" w:uiPriority="69" w:unhideWhenUsed="0"/>
-    <w:lsdException w:name="Dark List Accent 6" w:semiHidden="0" w:uiPriority="70" w:unhideWhenUsed="0"/>
-    <w:lsdException w:name="Colorful Shading Accent 6" w:semiHidden="0" w:uiPriority="71" w:unhideWhenUsed="0"/>
-    <w:lsdException w:name="Colorful List Accent 6" w:semiHidden="0" w:uiPriority="72" w:unhideWhenUsed="0"/>
-    <w:lsdException w:name="Colorful Grid Accent 6" w:semiHidden="0" w:uiPriority="73" w:unhideWhenUsed="0"/>
-    <w:lsdException w:name="Subtle Emphasis" w:semiHidden="0" w:uiPriority="19" w:unhideWhenUsed="0" w:qFormat="1"/>
-    <w:lsdException w:name="Intense Emphasis" w:semiHidden="0" w:uiPriority="21" w:unhideWhenUsed="0" w:qFormat="1"/>
-    <w:lsdException w:name="Subtle Reference" w:semiHidden="0" w:uiPriority="31" w:unhideWhenUsed="0" w:qFormat="1"/>
-    <w:lsdException w:name="Intense Reference" w:semiHidden="0" w:uiPriority="32" w:unhideWhenUsed="0" w:qFormat="1"/>
-    <w:lsdException w:name="Book Title" w:semiHidden="0" w:uiPriority="33" w:unhideWhenUsed="0" w:qFormat="1"/>
-    <w:lsdException w:name="Bibliography" w:uiPriority="37"/>
-    <w:lsdException w:name="TOC Heading" w:uiPriority="39" w:qFormat="1"/>
+  <w:latentStyles w:defLockedState="0" w:defUIPriority="99" w:defSemiHidden="0" w:defUnhideWhenUsed="0" w:defQFormat="0" w:count="376">
+    <w:lsdException w:name="Normal" w:uiPriority="0" w:qFormat="1"/>
+    <w:lsdException w:name="heading 1" w:uiPriority="9" w:qFormat="1"/>
+    <w:lsdException w:name="heading 2" w:semiHidden="1" w:uiPriority="9" w:unhideWhenUsed="1" w:qFormat="1"/>
+    <w:lsdException w:name="heading 3" w:semiHidden="1" w:uiPriority="9" w:unhideWhenUsed="1" w:qFormat="1"/>
+    <w:lsdException w:name="heading 4" w:semiHidden="1" w:uiPriority="9" w:unhideWhenUsed="1" w:qFormat="1"/>
+    <w:lsdException w:name="heading 5" w:semiHidden="1" w:uiPriority="9" w:unhideWhenUsed="1" w:qFormat="1"/>
+    <w:lsdException w:name="heading 6" w:semiHidden="1" w:uiPriority="9" w:unhideWhenUsed="1" w:qFormat="1"/>
+    <w:lsdException w:name="heading 7" w:semiHidden="1" w:uiPriority="9" w:unhideWhenUsed="1" w:qFormat="1"/>
+    <w:lsdException w:name="heading 8" w:semiHidden="1" w:uiPriority="9" w:unhideWhenUsed="1" w:qFormat="1"/>
+    <w:lsdException w:name="heading 9" w:semiHidden="1" w:uiPriority="9" w:unhideWhenUsed="1" w:qFormat="1"/>
+    <w:lsdException w:name="index 1" w:semiHidden="1" w:unhideWhenUsed="1"/>
+    <w:lsdException w:name="index 2" w:semiHidden="1" w:unhideWhenUsed="1"/>
+    <w:lsdException w:name="index 3" w:semiHidden="1" w:unhideWhenUsed="1"/>
+    <w:lsdException w:name="index 4" w:semiHidden="1" w:unhideWhenUsed="1"/>
+    <w:lsdException w:name="index 5" w:semiHidden="1" w:unhideWhenUsed="1"/>
+    <w:lsdException w:name="index 6" w:semiHidden="1" w:unhideWhenUsed="1"/>
+    <w:lsdException w:name="index 7" w:semiHidden="1" w:unhideWhenUsed="1"/>
+    <w:lsdException w:name="index 8" w:semiHidden="1" w:unhideWhenUsed="1"/>
+    <w:lsdException w:name="index 9" w:semiHidden="1" w:unhideWhenUsed="1"/>
+    <w:lsdException w:name="toc 1" w:semiHidden="1" w:uiPriority="39" w:unhideWhenUsed="1"/>
+    <w:lsdException w:name="toc 2" w:semiHidden="1" w:uiPriority="39" w:unhideWhenUsed="1"/>
+    <w:lsdException w:name="toc 3" w:semiHidden="1" w:uiPriority="39" w:unhideWhenUsed="1"/>
+    <w:lsdException w:name="toc 4" w:semiHidden="1" w:uiPriority="39" w:unhideWhenUsed="1"/>
+    <w:lsdException w:name="toc 5" w:semiHidden="1" w:uiPriority="39" w:unhideWhenUsed="1"/>
+    <w:lsdException w:name="toc 6" w:semiHidden="1" w:uiPriority="39" w:unhideWhenUsed="1"/>
+    <w:lsdException w:name="toc 7" w:semiHidden="1" w:uiPriority="39" w:unhideWhenUsed="1"/>
+    <w:lsdException w:name="toc 8" w:semiHidden="1" w:uiPriority="39" w:unhideWhenUsed="1"/>
+    <w:lsdException w:name="toc 9" w:semiHidden="1" w:uiPriority="39" w:unhideWhenUsed="1"/>
+    <w:lsdException w:name="Normal Indent" w:semiHidden="1" w:unhideWhenUsed="1"/>
+    <w:lsdException w:name="footnote text" w:semiHidden="1" w:unhideWhenUsed="1"/>
+    <w:lsdException w:name="annotation text" w:semiHidden="1" w:unhideWhenUsed="1"/>
+    <w:lsdException w:name="header" w:semiHidden="1" w:unhideWhenUsed="1"/>
+    <w:lsdException w:name="footer" w:semiHidden="1" w:unhideWhenUsed="1"/>
+    <w:lsdException w:name="index heading" w:semiHidden="1" w:unhideWhenUsed="1"/>
+    <w:lsdException w:name="caption" w:semiHidden="1" w:uiPriority="35" w:unhideWhenUsed="1" w:qFormat="1"/>
+    <w:lsdException w:name="table of figures" w:semiHidden="1" w:unhideWhenUsed="1"/>
+    <w:lsdException w:name="envelope address" w:semiHidden="1" w:unhideWhenUsed="1"/>
+    <w:lsdException w:name="envelope return" w:semiHidden="1" w:unhideWhenUsed="1"/>
+    <w:lsdException w:name="footnote reference" w:semiHidden="1" w:unhideWhenUsed="1"/>
+    <w:lsdException w:name="annotation reference" w:semiHidden="1" w:unhideWhenUsed="1"/>
+    <w:lsdException w:name="line number" w:semiHidden="1" w:unhideWhenUsed="1"/>
+    <w:lsdException w:name="page number" w:semiHidden="1" w:unhideWhenUsed="1"/>
+    <w:lsdException w:name="endnote reference" w:semiHidden="1" w:unhideWhenUsed="1"/>
+    <w:lsdException w:name="endnote text" w:semiHidden="1" w:unhideWhenUsed="1"/>
+    <w:lsdException w:name="table of authorities" w:semiHidden="1" w:unhideWhenUsed="1"/>
+    <w:lsdException w:name="macro" w:semiHidden="1" w:unhideWhenUsed="1"/>
+    <w:lsdException w:name="toa heading" w:semiHidden="1" w:unhideWhenUsed="1"/>
+    <w:lsdException w:name="List" w:semiHidden="1" w:unhideWhenUsed="1"/>
+    <w:lsdException w:name="List Bullet" w:semiHidden="1" w:unhideWhenUsed="1"/>
+    <w:lsdException w:name="List Number" w:semiHidden="1" w:unhideWhenUsed="1"/>
+    <w:lsdException w:name="List 2" w:semiHidden="1" w:unhideWhenUsed="1"/>
+    <w:lsdException w:name="List 3" w:semiHidden="1" w:unhideWhenUsed="1"/>
+    <w:lsdException w:name="List 4" w:semiHidden="1" w:unhideWhenUsed="1"/>
+    <w:lsdException w:name="List 5" w:semiHidden="1" w:unhideWhenUsed="1"/>
+    <w:lsdException w:name="List Bullet 2" w:semiHidden="1" w:unhideWhenUsed="1"/>
+    <w:lsdException w:name="List Bullet 3" w:semiHidden="1" w:unhideWhenUsed="1"/>
+    <w:lsdException w:name="List Bullet 4" w:semiHidden="1" w:unhideWhenUsed="1"/>
+    <w:lsdException w:name="List Bullet 5" w:semiHidden="1" w:unhideWhenUsed="1"/>
+    <w:lsdException w:name="List Number 2" w:semiHidden="1" w:unhideWhenUsed="1"/>
+    <w:lsdException w:name="List Number 3" w:semiHidden="1" w:unhideWhenUsed="1"/>
+    <w:lsdException w:name="List Number 4" w:semiHidden="1" w:unhideWhenUsed="1"/>
+    <w:lsdException w:name="List Number 5" w:semiHidden="1" w:unhideWhenUsed="1"/>
+    <w:lsdException w:name="Title" w:uiPriority="10" w:qFormat="1"/>
+    <w:lsdException w:name="Closing" w:semiHidden="1" w:unhideWhenUsed="1"/>
+    <w:lsdException w:name="Signature" w:semiHidden="1" w:unhideWhenUsed="1"/>
+    <w:lsdException w:name="Default Paragraph Font" w:semiHidden="1" w:uiPriority="1" w:unhideWhenUsed="1"/>
+    <w:lsdException w:name="Body Text" w:semiHidden="1" w:unhideWhenUsed="1"/>
+    <w:lsdException w:name="Body Text Indent" w:semiHidden="1" w:unhideWhenUsed="1"/>
+    <w:lsdException w:name="List Continue" w:semiHidden="1" w:unhideWhenUsed="1"/>
+    <w:lsdException w:name="List Continue 2" w:semiHidden="1" w:unhideWhenUsed="1"/>
+    <w:lsdException w:name="List Continue 3" w:semiHidden="1" w:unhideWhenUsed="1"/>
+    <w:lsdException w:name="List Continue 4" w:semiHidden="1" w:unhideWhenUsed="1"/>
+    <w:lsdException w:name="List Continue 5" w:semiHidden="1" w:unhideWhenUsed="1"/>
+    <w:lsdException w:name="Message Header" w:semiHidden="1" w:unhideWhenUsed="1"/>
+    <w:lsdException w:name="Subtitle" w:uiPriority="11" w:qFormat="1"/>
+    <w:lsdException w:name="Salutation" w:semiHidden="1" w:unhideWhenUsed="1"/>
+    <w:lsdException w:name="Date" w:semiHidden="1" w:unhideWhenUsed="1"/>
+    <w:lsdException w:name="Body Text First Indent" w:semiHidden="1" w:unhideWhenUsed="1"/>
+    <w:lsdException w:name="Body Text First Indent 2" w:semiHidden="1" w:unhideWhenUsed="1"/>
+    <w:lsdException w:name="Note Heading" w:semiHidden="1" w:unhideWhenUsed="1"/>
+    <w:lsdException w:name="Body Text 2" w:semiHidden="1" w:unhideWhenUsed="1"/>
+    <w:lsdException w:name="Body Text 3" w:semiHidden="1" w:unhideWhenUsed="1"/>
+    <w:lsdException w:name="Body Text Indent 2" w:semiHidden="1" w:unhideWhenUsed="1"/>
+    <w:lsdException w:name="Body Text Indent 3" w:semiHidden="1" w:unhideWhenUsed="1"/>
+    <w:lsdException w:name="Block Text" w:semiHidden="1" w:unhideWhenUsed="1"/>
+    <w:lsdException w:name="Hyperlink" w:semiHidden="1" w:unhideWhenUsed="1"/>
+    <w:lsdException w:name="FollowedHyperlink" w:semiHidden="1" w:unhideWhenUsed="1"/>
+    <w:lsdException w:name="Strong" w:uiPriority="22" w:qFormat="1"/>
+    <w:lsdException w:name="Emphasis" w:uiPriority="20" w:qFormat="1"/>
+    <w:lsdException w:name="Document Map" w:semiHidden="1" w:unhideWhenUsed="1"/>
+    <w:lsdException w:name="Plain Text" w:semiHidden="1" w:unhideWhenUsed="1"/>
+    <w:lsdException w:name="E-mail Signature" w:semiHidden="1" w:unhideWhenUsed="1"/>
+    <w:lsdException w:name="HTML Top of Form" w:semiHidden="1" w:unhideWhenUsed="1"/>
+    <w:lsdException w:name="HTML Bottom of Form" w:semiHidden="1" w:unhideWhenUsed="1"/>
+    <w:lsdException w:name="Normal (Web)" w:semiHidden="1" w:unhideWhenUsed="1"/>
+    <w:lsdException w:name="HTML Acronym" w:semiHidden="1" w:unhideWhenUsed="1"/>
+    <w:lsdException w:name="HTML Address" w:semiHidden="1" w:unhideWhenUsed="1"/>
+    <w:lsdException w:name="HTML Cite" w:semiHidden="1" w:unhideWhenUsed="1"/>
+    <w:lsdException w:name="HTML Code" w:semiHidden="1" w:unhideWhenUsed="1"/>
+    <w:lsdException w:name="HTML Definition" w:semiHidden="1" w:unhideWhenUsed="1"/>
+    <w:lsdException w:name="HTML Keyboard" w:semiHidden="1" w:unhideWhenUsed="1"/>
+    <w:lsdException w:name="HTML Preformatted" w:semiHidden="1" w:unhideWhenUsed="1"/>
+    <w:lsdException w:name="HTML Sample" w:semiHidden="1" w:unhideWhenUsed="1"/>
+    <w:lsdException w:name="HTML Typewriter" w:semiHidden="1" w:unhideWhenUsed="1"/>
+    <w:lsdException w:name="HTML Variable" w:semiHidden="1" w:unhideWhenUsed="1"/>
+    <w:lsdException w:name="Normal Table" w:semiHidden="1" w:unhideWhenUsed="1"/>
+    <w:lsdException w:name="annotation subject" w:semiHidden="1" w:unhideWhenUsed="1"/>
+    <w:lsdException w:name="No List" w:semiHidden="1" w:unhideWhenUsed="1"/>
+    <w:lsdException w:name="Outline List 1" w:semiHidden="1" w:unhideWhenUsed="1"/>
+    <w:lsdException w:name="Outline List 2" w:semiHidden="1" w:unhideWhenUsed="1"/>
+    <w:lsdException w:name="Outline List 3" w:semiHidden="1" w:unhideWhenUsed="1"/>
+    <w:lsdException w:name="Table Simple 1" w:semiHidden="1" w:unhideWhenUsed="1"/>
+    <w:lsdException w:name="Table Simple 2" w:semiHidden="1" w:unhideWhenUsed="1"/>
+    <w:lsdException w:name="Table Simple 3" w:semiHidden="1" w:unhideWhenUsed="1"/>
+    <w:lsdException w:name="Table Classic 1" w:semiHidden="1" w:unhideWhenUsed="1"/>
+    <w:lsdException w:name="Table Classic 2" w:semiHidden="1" w:unhideWhenUsed="1"/>
+    <w:lsdException w:name="Table Classic 3" w:semiHidden="1" w:unhideWhenUsed="1"/>
+    <w:lsdException w:name="Table Classic 4" w:semiHidden="1" w:unhideWhenUsed="1"/>
+    <w:lsdException w:name="Table Colorful 1" w:semiHidden="1" w:unhideWhenUsed="1"/>
+    <w:lsdException w:name="Table Colorful 2" w:semiHidden="1" w:unhideWhenUsed="1"/>
+    <w:lsdException w:name="Table Colorful 3" w:semiHidden="1" w:unhideWhenUsed="1"/>
+    <w:lsdException w:name="Table Columns 1" w:semiHidden="1" w:unhideWhenUsed="1"/>
+    <w:lsdException w:name="Table Columns 2" w:semiHidden="1" w:unhideWhenUsed="1"/>
+    <w:lsdException w:name="Table Columns 3" w:semiHidden="1" w:unhideWhenUsed="1"/>
+    <w:lsdException w:name="Table Columns 4" w:semiHidden="1" w:unhideWhenUsed="1"/>
+    <w:lsdException w:name="Table Columns 5" w:semiHidden="1" w:unhideWhenUsed="1"/>
+    <w:lsdException w:name="Table Grid 1" w:semiHidden="1" w:unhideWhenUsed="1"/>
+    <w:lsdException w:name="Table Grid 2" w:semiHidden="1" w:unhideWhenUsed="1"/>
+    <w:lsdException w:name="Table Grid 3" w:semiHidden="1" w:unhideWhenUsed="1"/>
+    <w:lsdException w:name="Table Grid 4" w:semiHidden="1" w:unhideWhenUsed="1"/>
+    <w:lsdException w:name="Table Grid 5" w:semiHidden="1" w:unhideWhenUsed="1"/>
+    <w:lsdException w:name="Table Grid 6" w:semiHidden="1" w:unhideWhenUsed="1"/>
+    <w:lsdException w:name="Table Grid 7" w:semiHidden="1" w:unhideWhenUsed="1"/>
+    <w:lsdException w:name="Table Grid 8" w:semiHidden="1" w:unhideWhenUsed="1"/>
+    <w:lsdException w:name="Table List 1" w:semiHidden="1" w:unhideWhenUsed="1"/>
+    <w:lsdException w:name="Table List 2" w:semiHidden="1" w:unhideWhenUsed="1"/>
+    <w:lsdException w:name="Table List 3" w:semiHidden="1" w:unhideWhenUsed="1"/>
+    <w:lsdException w:name="Table List 4" w:semiHidden="1" w:unhideWhenUsed="1"/>
+    <w:lsdException w:name="Table List 5" w:semiHidden="1" w:unhideWhenUsed="1"/>
+    <w:lsdException w:name="Table List 6" w:semiHidden="1" w:unhideWhenUsed="1"/>
+    <w:lsdException w:name="Table List 7" w:semiHidden="1" w:unhideWhenUsed="1"/>
+    <w:lsdException w:name="Table List 8" w:semiHidden="1" w:unhideWhenUsed="1"/>
+    <w:lsdException w:name="Table 3D effects 1" w:semiHidden="1" w:unhideWhenUsed="1"/>
+    <w:lsdException w:name="Table 3D effects 2" w:semiHidden="1" w:unhideWhenUsed="1"/>
+    <w:lsdException w:name="Table 3D effects 3" w:semiHidden="1" w:unhideWhenUsed="1"/>
+    <w:lsdException w:name="Table Contemporary" w:semiHidden="1" w:unhideWhenUsed="1"/>
+    <w:lsdException w:name="Table Elegant" w:semiHidden="1" w:unhideWhenUsed="1"/>
+    <w:lsdException w:name="Table Professional" w:semiHidden="1" w:unhideWhenUsed="1"/>
+    <w:lsdException w:name="Table Subtle 1" w:semiHidden="1" w:unhideWhenUsed="1"/>
+    <w:lsdException w:name="Table Subtle 2" w:semiHidden="1" w:unhideWhenUsed="1"/>
+    <w:lsdException w:name="Table Web 1" w:semiHidden="1" w:unhideWhenUsed="1"/>
+    <w:lsdException w:name="Table Web 2" w:semiHidden="1" w:unhideWhenUsed="1"/>
+    <w:lsdException w:name="Table Web 3" w:semiHidden="1" w:unhideWhenUsed="1"/>
+    <w:lsdException w:name="Balloon Text" w:semiHidden="1" w:unhideWhenUsed="1"/>
+    <w:lsdException w:name="Table Grid" w:semiHidden="1" w:uiPriority="59" w:unhideWhenUsed="1"/>
+    <w:lsdException w:name="Table Theme" w:semiHidden="1" w:unhideWhenUsed="1"/>
+    <w:lsdException w:name="Placeholder Text" w:semiHidden="1"/>
+    <w:lsdException w:name="No Spacing" w:uiPriority="1" w:qFormat="1"/>
+    <w:lsdException w:name="Light Shading" w:uiPriority="60"/>
+    <w:lsdException w:name="Light List" w:uiPriority="61"/>
+    <w:lsdException w:name="Light Grid" w:uiPriority="62"/>
+    <w:lsdException w:name="Medium Shading 1" w:uiPriority="63"/>
+    <w:lsdException w:name="Medium Shading 2" w:uiPriority="64"/>
+    <w:lsdException w:name="Medium List 1" w:uiPriority="65"/>
+    <w:lsdException w:name="Medium List 2" w:uiPriority="66"/>
+    <w:lsdException w:name="Medium Grid 1" w:uiPriority="67"/>
+    <w:lsdException w:name="Medium Grid 2" w:uiPriority="68"/>
+    <w:lsdException w:name="Medium Grid 3" w:uiPriority="69"/>
+    <w:lsdException w:name="Dark List" w:uiPriority="70"/>
+    <w:lsdException w:name="Colorful Shading" w:uiPriority="71"/>
+    <w:lsdException w:name="Colorful List" w:uiPriority="72"/>
+    <w:lsdException w:name="Colorful Grid" w:uiPriority="73"/>
+    <w:lsdException w:name="Light Shading Accent 1" w:uiPriority="60"/>
+    <w:lsdException w:name="Light List Accent 1" w:uiPriority="61"/>
+    <w:lsdException w:name="Light Grid Accent 1" w:uiPriority="62"/>
+    <w:lsdException w:name="Medium Shading 1 Accent 1" w:uiPriority="63"/>
+    <w:lsdException w:name="Medium Shading 2 Accent 1" w:uiPriority="64"/>
+    <w:lsdException w:name="Medium List 1 Accent 1" w:uiPriority="65"/>
+    <w:lsdException w:name="Revision" w:semiHidden="1"/>
+    <w:lsdException w:name="List Paragraph" w:uiPriority="34" w:qFormat="1"/>
+    <w:lsdException w:name="Quote" w:uiPriority="29" w:qFormat="1"/>
+    <w:lsdException w:name="Intense Quote" w:uiPriority="30" w:qFormat="1"/>
+    <w:lsdException w:name="Medium List 2 Accent 1" w:uiPriority="66"/>
+    <w:lsdException w:name="Medium Grid 1 Accent 1" w:uiPriority="67"/>
+    <w:lsdException w:name="Medium Grid 2 Accent 1" w:uiPriority="68"/>
+    <w:lsdException w:name="Medium Grid 3 Accent 1" w:uiPriority="69"/>
+    <w:lsdException w:name="Dark List Accent 1" w:uiPriority="70"/>
+    <w:lsdException w:name="Colorful Shading Accent 1" w:uiPriority="71"/>
+    <w:lsdException w:name="Colorful List Accent 1" w:uiPriority="72"/>
+    <w:lsdException w:name="Colorful Grid Accent 1" w:uiPriority="73"/>
+    <w:lsdException w:name="Light Shading Accent 2" w:uiPriority="60"/>
+    <w:lsdException w:name="Light List Accent 2" w:uiPriority="61"/>
+    <w:lsdException w:name="Light Grid Accent 2" w:uiPriority="62"/>
+    <w:lsdException w:name="Medium Shading 1 Accent 2" w:uiPriority="63"/>
+    <w:lsdException w:name="Medium Shading 2 Accent 2" w:uiPriority="64"/>
+    <w:lsdException w:name="Medium List 1 Accent 2" w:uiPriority="65"/>
+    <w:lsdException w:name="Medium List 2 Accent 2" w:uiPriority="66"/>
+    <w:lsdException w:name="Medium Grid 1 Accent 2" w:uiPriority="67"/>
+    <w:lsdException w:name="Medium Grid 2 Accent 2" w:uiPriority="68"/>
+    <w:lsdException w:name="Medium Grid 3 Accent 2" w:uiPriority="69"/>
+    <w:lsdException w:name="Dark List Accent 2" w:uiPriority="70"/>
+    <w:lsdException w:name="Colorful Shading Accent 2" w:uiPriority="71"/>
+    <w:lsdException w:name="Colorful List Accent 2" w:uiPriority="72"/>
+    <w:lsdException w:name="Colorful Grid Accent 2" w:uiPriority="73"/>
+    <w:lsdException w:name="Light Shading Accent 3" w:uiPriority="60"/>
+    <w:lsdException w:name="Light List Accent 3" w:uiPriority="61"/>
+    <w:lsdException w:name="Light Grid Accent 3" w:uiPriority="62"/>
+    <w:lsdException w:name="Medium Shading 1 Accent 3" w:uiPriority="63"/>
+    <w:lsdException w:name="Medium Shading 2 Accent 3" w:uiPriority="64"/>
+    <w:lsdException w:name="Medium List 1 Accent 3" w:uiPriority="65"/>
+    <w:lsdException w:name="Medium List 2 Accent 3" w:uiPriority="66"/>
+    <w:lsdException w:name="Medium Grid 1 Accent 3" w:uiPriority="67"/>
+    <w:lsdException w:name="Medium Grid 2 Accent 3" w:uiPriority="68"/>
+    <w:lsdException w:name="Medium Grid 3 Accent 3" w:uiPriority="69"/>
+    <w:lsdException w:name="Dark List Accent 3" w:uiPriority="70"/>
+    <w:lsdException w:name="Colorful Shading Accent 3" w:uiPriority="71"/>
+    <w:lsdException w:name="Colorful List Accent 3" w:uiPriority="72"/>
+    <w:lsdException w:name="Colorful Grid Accent 3" w:uiPriority="73"/>
+    <w:lsdException w:name="Light Shading Accent 4" w:uiPriority="60"/>
+    <w:lsdException w:name="Light List Accent 4" w:uiPriority="61"/>
+    <w:lsdException w:name="Light Grid Accent 4" w:uiPriority="62"/>
+    <w:lsdException w:name="Medium Shading 1 Accent 4" w:uiPriority="63"/>
+    <w:lsdException w:name="Medium Shading 2 Accent 4" w:uiPriority="64"/>
+    <w:lsdException w:name="Medium List 1 Accent 4" w:uiPriority="65"/>
+    <w:lsdException w:name="Medium List 2 Accent 4" w:uiPriority="66"/>
+    <w:lsdException w:name="Medium Grid 1 Accent 4" w:uiPriority="67"/>
+    <w:lsdException w:name="Medium Grid 2 Accent 4" w:uiPriority="68"/>
+    <w:lsdException w:name="Medium Grid 3 Accent 4" w:uiPriority="69"/>
+    <w:lsdException w:name="Dark List Accent 4" w:uiPriority="70"/>
+    <w:lsdException w:name="Colorful Shading Accent 4" w:uiPriority="71"/>
+    <w:lsdException w:name="Colorful List Accent 4" w:uiPriority="72"/>
+    <w:lsdException w:name="Colorful Grid Accent 4" w:uiPriority="73"/>
+    <w:lsdException w:name="Light Shading Accent 5" w:uiPriority="60"/>
+    <w:lsdException w:name="Light List Accent 5" w:uiPriority="61"/>
+    <w:lsdException w:name="Light Grid Accent 5" w:uiPriority="62"/>
+    <w:lsdException w:name="Medium Shading 1 Accent 5" w:uiPriority="63"/>
+    <w:lsdException w:name="Medium Shading 2 Accent 5" w:uiPriority="64"/>
+    <w:lsdException w:name="Medium List 1 Accent 5" w:uiPriority="65"/>
+    <w:lsdException w:name="Medium List 2 Accent 5" w:uiPriority="66"/>
+    <w:lsdException w:name="Medium Grid 1 Accent 5" w:uiPriority="67"/>
+    <w:lsdException w:name="Medium Grid 2 Accent 5" w:uiPriority="68"/>
+    <w:lsdException w:name="Medium Grid 3 Accent 5" w:uiPriority="69"/>
+    <w:lsdException w:name="Dark List Accent 5" w:uiPriority="70"/>
+    <w:lsdException w:name="Colorful Shading Accent 5" w:uiPriority="71"/>
+    <w:lsdException w:name="Colorful List Accent 5" w:uiPriority="72"/>
+    <w:lsdException w:name="Colorful Grid Accent 5" w:uiPriority="73"/>
+    <w:lsdException w:name="Light Shading Accent 6" w:uiPriority="60"/>
+    <w:lsdException w:name="Light List Accent 6" w:uiPriority="61"/>
+    <w:lsdException w:name="Light Grid Accent 6" w:uiPriority="62"/>
+    <w:lsdException w:name="Medium Shading 1 Accent 6" w:uiPriority="63"/>
+    <w:lsdException w:name="Medium Shading 2 Accent 6" w:uiPriority="64"/>
+    <w:lsdException w:name="Medium List 1 Accent 6" w:uiPriority="65"/>
+    <w:lsdException w:name="Medium List 2 Accent 6" w:uiPriority="66"/>
+    <w:lsdException w:name="Medium Grid 1 Accent 6" w:uiPriority="67"/>
+    <w:lsdException w:name="Medium Grid 2 Accent 6" w:uiPriority="68"/>
+    <w:lsdException w:name="Medium Grid 3 Accent 6" w:uiPriority="69"/>
+    <w:lsdException w:name="Dark List Accent 6" w:uiPriority="70"/>
+    <w:lsdException w:name="Colorful Shading Accent 6" w:uiPriority="71"/>
+    <w:lsdException w:name="Colorful List Accent 6" w:uiPriority="72"/>
+    <w:lsdException w:name="Colorful Grid Accent 6" w:uiPriority="73"/>
+    <w:lsdException w:name="Subtle Emphasis" w:uiPriority="19" w:qFormat="1"/>
+    <w:lsdException w:name="Intense Emphasis" w:uiPriority="21" w:qFormat="1"/>
+    <w:lsdException w:name="Subtle Reference" w:uiPriority="31" w:qFormat="1"/>
+    <w:lsdException w:name="Intense Reference" w:uiPriority="32" w:qFormat="1"/>
+    <w:lsdException w:name="Book Title" w:uiPriority="33" w:qFormat="1"/>
+    <w:lsdException w:name="Bibliography" w:semiHidden="1" w:uiPriority="37" w:unhideWhenUsed="1"/>
+    <w:lsdException w:name="TOC Heading" w:semiHidden="1" w:uiPriority="39" w:unhideWhenUsed="1" w:qFormat="1"/>
+    <w:lsdException w:name="Plain Table 1" w:uiPriority="41"/>
+    <w:lsdException w:name="Plain Table 2" w:uiPriority="42"/>
+    <w:lsdException w:name="Plain Table 3" w:uiPriority="43"/>
+    <w:lsdException w:name="Plain Table 4" w:uiPriority="44"/>
+    <w:lsdException w:name="Plain Table 5" w:uiPriority="45"/>
+    <w:lsdException w:name="Grid Table Light" w:uiPriority="40"/>
+    <w:lsdException w:name="Grid Table 1 Light" w:uiPriority="46"/>
+    <w:lsdException w:name="Grid Table 2" w:uiPriority="47"/>
+    <w:lsdException w:name="Grid Table 3" w:uiPriority="48"/>
+    <w:lsdException w:name="Grid Table 4" w:uiPriority="49"/>
+    <w:lsdException w:name="Grid Table 5 Dark" w:uiPriority="50"/>
+    <w:lsdException w:name="Grid Table 6 Colorful" w:uiPriority="51"/>
+    <w:lsdException w:name="Grid Table 7 Colorful" w:uiPriority="52"/>
+    <w:lsdException w:name="Grid Table 1 Light Accent 1" w:uiPriority="46"/>
+    <w:lsdException w:name="Grid Table 2 Accent 1" w:uiPriority="47"/>
+    <w:lsdException w:name="Grid Table 3 Accent 1" w:uiPriority="48"/>
+    <w:lsdException w:name="Grid Table 4 Accent 1" w:uiPriority="49"/>
+    <w:lsdException w:name="Grid Table 5 Dark Accent 1" w:uiPriority="50"/>
+    <w:lsdException w:name="Grid Table 6 Colorful Accent 1" w:uiPriority="51"/>
+    <w:lsdException w:name="Grid Table 7 Colorful Accent 1" w:uiPriority="52"/>
+    <w:lsdException w:name="Grid Table 1 Light Accent 2" w:uiPriority="46"/>
+    <w:lsdException w:name="Grid Table 2 Accent 2" w:uiPriority="47"/>
+    <w:lsdException w:name="Grid Table 3 Accent 2" w:uiPriority="48"/>
+    <w:lsdException w:name="Grid Table 4 Accent 2" w:uiPriority="49"/>
+    <w:lsdException w:name="Grid Table 5 Dark Accent 2" w:uiPriority="50"/>
+    <w:lsdException w:name="Grid Table 6 Colorful Accent 2" w:uiPriority="51"/>
+    <w:lsdException w:name="Grid Table 7 Colorful Accent 2" w:uiPriority="52"/>
+    <w:lsdException w:name="Grid Table 1 Light Accent 3" w:uiPriority="46"/>
+    <w:lsdException w:name="Grid Table 2 Accent 3" w:uiPriority="47"/>
+    <w:lsdException w:name="Grid Table 3 Accent 3" w:uiPriority="48"/>
+    <w:lsdException w:name="Grid Table 4 Accent 3" w:uiPriority="49"/>
+    <w:lsdException w:name="Grid Table 5 Dark Accent 3" w:uiPriority="50"/>
+    <w:lsdException w:name="Grid Table 6 Colorful Accent 3" w:uiPriority="51"/>
+    <w:lsdException w:name="Grid Table 7 Colorful Accent 3" w:uiPriority="52"/>
+    <w:lsdException w:name="Grid Table 1 Light Accent 4" w:uiPriority="46"/>
+    <w:lsdException w:name="Grid Table 2 Accent 4" w:uiPriority="47"/>
+    <w:lsdException w:name="Grid Table 3 Accent 4" w:uiPriority="48"/>
+    <w:lsdException w:name="Grid Table 4 Accent 4" w:uiPriority="49"/>
+    <w:lsdException w:name="Grid Table 5 Dark Accent 4" w:uiPriority="50"/>
+    <w:lsdException w:name="Grid Table 6 Colorful Accent 4" w:uiPriority="51"/>
+    <w:lsdException w:name="Grid Table 7 Colorful Accent 4" w:uiPriority="52"/>
+    <w:lsdException w:name="Grid Table 1 Light Accent 5" w:uiPriority="46"/>
+    <w:lsdException w:name="Grid Table 2 Accent 5" w:uiPriority="47"/>
+    <w:lsdException w:name="Grid Table 3 Accent 5" w:uiPriority="48"/>
+    <w:lsdException w:name="Grid Table 4 Accent 5" w:uiPriority="49"/>
+    <w:lsdException w:name="Grid Table 5 Dark Accent 5" w:uiPriority="50"/>
+    <w:lsdException w:name="Grid Table 6 Colorful Accent 5" w:uiPriority="51"/>
+    <w:lsdException w:name="Grid Table 7 Colorful Accent 5" w:uiPriority="52"/>
+    <w:lsdException w:name="Grid Table 1 Light Accent 6" w:uiPriority="46"/>
+    <w:lsdException w:name="Grid Table 2 Accent 6" w:uiPriority="47"/>
+    <w:lsdException w:name="Grid Table 3 Accent 6" w:uiPriority="48"/>
+    <w:lsdException w:name="Grid Table 4 Accent 6" w:uiPriority="49"/>
+    <w:lsdException w:name="Grid Table 5 Dark Accent 6" w:uiPriority="50"/>
+    <w:lsdException w:name="Grid Table 6 Colorful Accent 6" w:uiPriority="51"/>
+    <w:lsdException w:name="Grid Table 7 Colorful Accent 6" w:uiPriority="52"/>
+    <w:lsdException w:name="List Table 1 Light" w:uiPriority="46"/>
+    <w:lsdException w:name="List Table 2" w:uiPriority="47"/>
+    <w:lsdException w:name="List Table 3" w:uiPriority="48"/>
+    <w:lsdException w:name="List Table 4" w:uiPriority="49"/>
+    <w:lsdException w:name="List Table 5 Dark" w:uiPriority="50"/>
+    <w:lsdException w:name="List Table 6 Colorful" w:uiPriority="51"/>
+    <w:lsdException w:name="List Table 7 Colorful" w:uiPriority="52"/>
+    <w:lsdException w:name="List Table 1 Light Accent 1" w:uiPriority="46"/>
+    <w:lsdException w:name="List Table 2 Accent 1" w:uiPriority="47"/>
+    <w:lsdException w:name="List Table 3 Accent 1" w:uiPriority="48"/>
+    <w:lsdException w:name="List Table 4 Accent 1" w:uiPriority="49"/>
+    <w:lsdException w:name="List Table 5 Dark Accent 1" w:uiPriority="50"/>
+    <w:lsdException w:name="List Table 6 Colorful Accent 1" w:uiPriority="51"/>
+    <w:lsdException w:name="List Table 7 Colorful Accent 1" w:uiPriority="52"/>
+    <w:lsdException w:name="List Table 1 Light Accent 2" w:uiPriority="46"/>
+    <w:lsdException w:name="List Table 2 Accent 2" w:uiPriority="47"/>
+    <w:lsdException w:name="List Table 3 Accent 2" w:uiPriority="48"/>
+    <w:lsdException w:name="List Table 4 Accent 2" w:uiPriority="49"/>
+    <w:lsdException w:name="List Table 5 Dark Accent 2" w:uiPriority="50"/>
+    <w:lsdException w:name="List Table 6 Colorful Accent 2" w:uiPriority="51"/>
+    <w:lsdException w:name="List Table 7 Colorful Accent 2" w:uiPriority="52"/>
+    <w:lsdException w:name="List Table 1 Light Accent 3" w:uiPriority="46"/>
+    <w:lsdException w:name="List Table 2 Accent 3" w:uiPriority="47"/>
+    <w:lsdException w:name="List Table 3 Accent 3" w:uiPriority="48"/>
+    <w:lsdException w:name="List Table 4 Accent 3" w:uiPriority="49"/>
+    <w:lsdException w:name="List Table 5 Dark Accent 3" w:uiPriority="50"/>
+    <w:lsdException w:name="List Table 6 Colorful Accent 3" w:uiPriority="51"/>
+    <w:lsdException w:name="List Table 7 Colorful Accent 3" w:uiPriority="52"/>
+    <w:lsdException w:name="List Table 1 Light Accent 4" w:uiPriority="46"/>
+    <w:lsdException w:name="List Table 2 Accent 4" w:uiPriority="47"/>
+    <w:lsdException w:name="List Table 3 Accent 4" w:uiPriority="48"/>
+    <w:lsdException w:name="List Table 4 Accent 4" w:uiPriority="49"/>
+    <w:lsdException w:name="List Table 5 Dark Accent 4" w:uiPriority="50"/>
+    <w:lsdException w:name="List Table 6 Colorful Accent 4" w:uiPriority="51"/>
+    <w:lsdException w:name="List Table 7 Colorful Accent 4" w:uiPriority="52"/>
+    <w:lsdException w:name="List Table 1 Light Accent 5" w:uiPriority="46"/>
+    <w:lsdException w:name="List Table 2 Accent 5" w:uiPriority="47"/>
+    <w:lsdException w:name="List Table 3 Accent 5" w:uiPriority="48"/>
+    <w:lsdException w:name="List Table 4 Accent 5" w:uiPriority="49"/>
+    <w:lsdException w:name="List Table 5 Dark Accent 5" w:uiPriority="50"/>
+    <w:lsdException w:name="List Table 6 Colorful Accent 5" w:uiPriority="51"/>
+    <w:lsdException w:name="List Table 7 Colorful Accent 5" w:uiPriority="52"/>
+    <w:lsdException w:name="List Table 1 Light Accent 6" w:uiPriority="46"/>
+    <w:lsdException w:name="List Table 2 Accent 6" w:uiPriority="47"/>
+    <w:lsdException w:name="List Table 3 Accent 6" w:uiPriority="48"/>
+    <w:lsdException w:name="List Table 4 Accent 6" w:uiPriority="49"/>
+    <w:lsdException w:name="List Table 5 Dark Accent 6" w:uiPriority="50"/>
+    <w:lsdException w:name="List Table 6 Colorful Accent 6" w:uiPriority="51"/>
+    <w:lsdException w:name="List Table 7 Colorful Accent 6" w:uiPriority="52"/>
+    <w:lsdException w:name="Mention" w:semiHidden="1" w:unhideWhenUsed="1"/>
+    <w:lsdException w:name="Smart Hyperlink" w:semiHidden="1" w:unhideWhenUsed="1"/>
+    <w:lsdException w:name="Hashtag" w:semiHidden="1" w:unhideWhenUsed="1"/>
+    <w:lsdException w:name="Unresolved Mention" w:semiHidden="1" w:unhideWhenUsed="1"/>
+    <w:lsdException w:name="Smart Link" w:semiHidden="1" w:unhideWhenUsed="1"/>
   </w:latentStyles>
   <w:style w:type="paragraph" w:default="1" w:styleId="a">
     <w:name w:val="Normal"/>
